--- a/Project_Workflow.docx
+++ b/Project_Workflow.docx
@@ -211,7 +211,7 @@
           <w14:ligatures w14:val="none"/>
         </w:rPr>
         <w:pict w14:anchorId="6815BA38">
-          <v:rect id="_x0000_i1055" style="width:0;height:1.5pt" o:hralign="center" o:hrstd="t" o:hr="t" fillcolor="#a0a0a0" stroked="f"/>
+          <v:rect id="_x0000_i1025" style="width:0;height:1.5pt" o:hralign="center" o:hrstd="t" o:hr="t" fillcolor="#a0a0a0" stroked="f"/>
         </w:pict>
       </w:r>
     </w:p>
@@ -920,7 +920,7 @@
           <w14:ligatures w14:val="none"/>
         </w:rPr>
         <w:pict w14:anchorId="2495F666">
-          <v:rect id="_x0000_i1056" style="width:0;height:1.5pt" o:hralign="center" o:hrstd="t" o:hr="t" fillcolor="#a0a0a0" stroked="f"/>
+          <v:rect id="_x0000_i1026" style="width:0;height:1.5pt" o:hralign="center" o:hrstd="t" o:hr="t" fillcolor="#a0a0a0" stroked="f"/>
         </w:pict>
       </w:r>
     </w:p>
@@ -1326,7 +1326,7 @@
           <w14:ligatures w14:val="none"/>
         </w:rPr>
         <w:pict w14:anchorId="281A6ACB">
-          <v:rect id="_x0000_i1057" style="width:0;height:1.5pt" o:hralign="center" o:hrstd="t" o:hr="t" fillcolor="#a0a0a0" stroked="f"/>
+          <v:rect id="_x0000_i1027" style="width:0;height:1.5pt" o:hralign="center" o:hrstd="t" o:hr="t" fillcolor="#a0a0a0" stroked="f"/>
         </w:pict>
       </w:r>
     </w:p>
@@ -3996,7 +3996,7 @@
           <w14:ligatures w14:val="none"/>
         </w:rPr>
         <w:pict w14:anchorId="187FA904">
-          <v:rect id="_x0000_i1058" style="width:0;height:1.5pt" o:hralign="center" o:hrstd="t" o:hr="t" fillcolor="#a0a0a0" stroked="f"/>
+          <v:rect id="_x0000_i1028" style="width:0;height:1.5pt" o:hralign="center" o:hrstd="t" o:hr="t" fillcolor="#a0a0a0" stroked="f"/>
         </w:pict>
       </w:r>
     </w:p>
@@ -4154,7 +4154,7 @@
           <w14:ligatures w14:val="none"/>
         </w:rPr>
         <w:pict w14:anchorId="7483CBED">
-          <v:rect id="_x0000_i1059" style="width:0;height:1.5pt" o:hralign="center" o:hrstd="t" o:hr="t" fillcolor="#a0a0a0" stroked="f"/>
+          <v:rect id="_x0000_i1029" style="width:0;height:1.5pt" o:hralign="center" o:hrstd="t" o:hr="t" fillcolor="#a0a0a0" stroked="f"/>
         </w:pict>
       </w:r>
     </w:p>
@@ -5244,7 +5244,7 @@
           <w14:ligatures w14:val="none"/>
         </w:rPr>
         <w:pict w14:anchorId="7F333C41">
-          <v:rect id="_x0000_i1060" style="width:0;height:1.5pt" o:hralign="center" o:hrstd="t" o:hr="t" fillcolor="#a0a0a0" stroked="f"/>
+          <v:rect id="_x0000_i1030" style="width:0;height:1.5pt" o:hralign="center" o:hrstd="t" o:hr="t" fillcolor="#a0a0a0" stroked="f"/>
         </w:pict>
       </w:r>
     </w:p>
@@ -6673,7 +6673,7 @@
           <w14:ligatures w14:val="none"/>
         </w:rPr>
         <w:pict w14:anchorId="6B9B7EE0">
-          <v:rect id="_x0000_i1061" style="width:0;height:1.5pt" o:hralign="center" o:hrstd="t" o:hr="t" fillcolor="#a0a0a0" stroked="f"/>
+          <v:rect id="_x0000_i1031" style="width:0;height:1.5pt" o:hralign="center" o:hrstd="t" o:hr="t" fillcolor="#a0a0a0" stroked="f"/>
         </w:pict>
       </w:r>
     </w:p>
@@ -8270,31 +8270,7 @@
           <w:lang w:eastAsia="en-IN" w:bidi="hi-IN"/>
           <w14:ligatures w14:val="none"/>
         </w:rPr>
-        <w:t xml:space="preserve"> │ Analytics │ </w:t>
-      </w:r>
-      <w:proofErr w:type="gramStart"/>
-      <w:r>
-        <w:rPr>
-          <w:rFonts w:ascii="Courier New" w:eastAsia="Times New Roman" w:hAnsi="Courier New" w:cs="Courier New"/>
-          <w:kern w:val="0"/>
-          <w:sz w:val="20"/>
-          <w:szCs w:val="20"/>
-          <w:lang w:eastAsia="en-IN" w:bidi="hi-IN"/>
-          <w14:ligatures w14:val="none"/>
-        </w:rPr>
-        <w:t>│  Alerts</w:t>
-      </w:r>
-      <w:proofErr w:type="gramEnd"/>
-      <w:r>
-        <w:rPr>
-          <w:rFonts w:ascii="Courier New" w:eastAsia="Times New Roman" w:hAnsi="Courier New" w:cs="Courier New"/>
-          <w:kern w:val="0"/>
-          <w:sz w:val="20"/>
-          <w:szCs w:val="20"/>
-          <w:lang w:eastAsia="en-IN" w:bidi="hi-IN"/>
-          <w14:ligatures w14:val="none"/>
-        </w:rPr>
-        <w:t xml:space="preserve">   │</w:t>
+        <w:t xml:space="preserve"> │ Analytics │ │  Alerts   │</w:t>
       </w:r>
     </w:p>
     <w:p>
@@ -9275,7 +9251,7 @@
           <w14:ligatures w14:val="none"/>
         </w:rPr>
         <w:pict w14:anchorId="475F3B8E">
-          <v:rect id="_x0000_i1062" style="width:0;height:1.5pt" o:hralign="center" o:hrstd="t" o:hr="t" fillcolor="#a0a0a0" stroked="f"/>
+          <v:rect id="_x0000_i1032" style="width:0;height:1.5pt" o:hralign="center" o:hrstd="t" o:hr="t" fillcolor="#a0a0a0" stroked="f"/>
         </w:pict>
       </w:r>
     </w:p>
@@ -9331,9 +9307,987 @@
           <w:lang w:eastAsia="en-IN" w:bidi="hi-IN"/>
           <w14:ligatures w14:val="none"/>
         </w:rPr>
-        <w:t xml:space="preserve">Generate → Collect → Send → Store → </w:t>
-      </w:r>
-      <w:proofErr w:type="spellStart"/>
+        <w:t>Generate → Collect → Send → Store → Analyze → Display → Alert</w:t>
+      </w:r>
+    </w:p>
+    <w:p>
+      <w:pPr>
+        <w:tabs>
+          <w:tab w:val="left" w:pos="916"/>
+          <w:tab w:val="left" w:pos="1832"/>
+          <w:tab w:val="left" w:pos="2748"/>
+          <w:tab w:val="left" w:pos="3664"/>
+          <w:tab w:val="left" w:pos="4580"/>
+          <w:tab w:val="left" w:pos="5496"/>
+          <w:tab w:val="left" w:pos="6412"/>
+          <w:tab w:val="left" w:pos="7328"/>
+          <w:tab w:val="left" w:pos="8244"/>
+          <w:tab w:val="left" w:pos="9160"/>
+          <w:tab w:val="left" w:pos="10076"/>
+          <w:tab w:val="left" w:pos="10992"/>
+          <w:tab w:val="left" w:pos="11908"/>
+          <w:tab w:val="left" w:pos="12824"/>
+          <w:tab w:val="left" w:pos="13740"/>
+          <w:tab w:val="left" w:pos="14656"/>
+        </w:tabs>
+        <w:spacing w:after="0" w:line="240" w:lineRule="auto"/>
+        <w:rPr>
+          <w:rFonts w:ascii="Courier New" w:eastAsia="Times New Roman" w:hAnsi="Courier New" w:cs="Courier New"/>
+          <w:kern w:val="0"/>
+          <w:sz w:val="20"/>
+          <w:szCs w:val="20"/>
+          <w:lang w:eastAsia="en-IN" w:bidi="hi-IN"/>
+          <w14:ligatures w14:val="none"/>
+        </w:rPr>
+      </w:pPr>
+      <w:r>
+        <w:rPr>
+          <w:rFonts w:ascii="Courier New" w:eastAsia="Times New Roman" w:hAnsi="Courier New" w:cs="Courier New"/>
+          <w:kern w:val="0"/>
+          <w:sz w:val="20"/>
+          <w:szCs w:val="20"/>
+          <w:lang w:eastAsia="en-IN" w:bidi="hi-IN"/>
+          <w14:ligatures w14:val="none"/>
+        </w:rPr>
+        <w:t>Generate</w:t>
+      </w:r>
+    </w:p>
+    <w:p>
+      <w:pPr>
+        <w:tabs>
+          <w:tab w:val="left" w:pos="916"/>
+          <w:tab w:val="left" w:pos="1832"/>
+          <w:tab w:val="left" w:pos="2748"/>
+          <w:tab w:val="left" w:pos="3664"/>
+          <w:tab w:val="left" w:pos="4580"/>
+          <w:tab w:val="left" w:pos="5496"/>
+          <w:tab w:val="left" w:pos="6412"/>
+          <w:tab w:val="left" w:pos="7328"/>
+          <w:tab w:val="left" w:pos="8244"/>
+          <w:tab w:val="left" w:pos="9160"/>
+          <w:tab w:val="left" w:pos="10076"/>
+          <w:tab w:val="left" w:pos="10992"/>
+          <w:tab w:val="left" w:pos="11908"/>
+          <w:tab w:val="left" w:pos="12824"/>
+          <w:tab w:val="left" w:pos="13740"/>
+          <w:tab w:val="left" w:pos="14656"/>
+        </w:tabs>
+        <w:spacing w:after="0" w:line="240" w:lineRule="auto"/>
+        <w:rPr>
+          <w:rFonts w:ascii="Courier New" w:eastAsia="Times New Roman" w:hAnsi="Courier New" w:cs="Courier New"/>
+          <w:kern w:val="0"/>
+          <w:sz w:val="20"/>
+          <w:szCs w:val="20"/>
+          <w:lang w:eastAsia="en-IN" w:bidi="hi-IN"/>
+          <w14:ligatures w14:val="none"/>
+        </w:rPr>
+      </w:pPr>
+      <w:r>
+        <w:rPr>
+          <w:rFonts w:ascii="Courier New" w:eastAsia="Times New Roman" w:hAnsi="Courier New" w:cs="Courier New"/>
+          <w:kern w:val="0"/>
+          <w:sz w:val="20"/>
+          <w:szCs w:val="20"/>
+          <w:lang w:eastAsia="en-IN" w:bidi="hi-IN"/>
+          <w14:ligatures w14:val="none"/>
+        </w:rPr>
+        <w:t xml:space="preserve">   ↓</w:t>
+      </w:r>
+    </w:p>
+    <w:p>
+      <w:pPr>
+        <w:tabs>
+          <w:tab w:val="left" w:pos="916"/>
+          <w:tab w:val="left" w:pos="1832"/>
+          <w:tab w:val="left" w:pos="2748"/>
+          <w:tab w:val="left" w:pos="3664"/>
+          <w:tab w:val="left" w:pos="4580"/>
+          <w:tab w:val="left" w:pos="5496"/>
+          <w:tab w:val="left" w:pos="6412"/>
+          <w:tab w:val="left" w:pos="7328"/>
+          <w:tab w:val="left" w:pos="8244"/>
+          <w:tab w:val="left" w:pos="9160"/>
+          <w:tab w:val="left" w:pos="10076"/>
+          <w:tab w:val="left" w:pos="10992"/>
+          <w:tab w:val="left" w:pos="11908"/>
+          <w:tab w:val="left" w:pos="12824"/>
+          <w:tab w:val="left" w:pos="13740"/>
+          <w:tab w:val="left" w:pos="14656"/>
+        </w:tabs>
+        <w:spacing w:after="0" w:line="240" w:lineRule="auto"/>
+        <w:rPr>
+          <w:rFonts w:ascii="Courier New" w:eastAsia="Times New Roman" w:hAnsi="Courier New" w:cs="Courier New"/>
+          <w:kern w:val="0"/>
+          <w:sz w:val="20"/>
+          <w:szCs w:val="20"/>
+          <w:lang w:eastAsia="en-IN" w:bidi="hi-IN"/>
+          <w14:ligatures w14:val="none"/>
+        </w:rPr>
+      </w:pPr>
+      <w:r>
+        <w:rPr>
+          <w:rFonts w:ascii="Courier New" w:eastAsia="Times New Roman" w:hAnsi="Courier New" w:cs="Courier New"/>
+          <w:kern w:val="0"/>
+          <w:sz w:val="20"/>
+          <w:szCs w:val="20"/>
+          <w:lang w:eastAsia="en-IN" w:bidi="hi-IN"/>
+          <w14:ligatures w14:val="none"/>
+        </w:rPr>
+        <w:t>Application Logs</w:t>
+      </w:r>
+    </w:p>
+    <w:p>
+      <w:pPr>
+        <w:tabs>
+          <w:tab w:val="left" w:pos="916"/>
+          <w:tab w:val="left" w:pos="1832"/>
+          <w:tab w:val="left" w:pos="2748"/>
+          <w:tab w:val="left" w:pos="3664"/>
+          <w:tab w:val="left" w:pos="4580"/>
+          <w:tab w:val="left" w:pos="5496"/>
+          <w:tab w:val="left" w:pos="6412"/>
+          <w:tab w:val="left" w:pos="7328"/>
+          <w:tab w:val="left" w:pos="8244"/>
+          <w:tab w:val="left" w:pos="9160"/>
+          <w:tab w:val="left" w:pos="10076"/>
+          <w:tab w:val="left" w:pos="10992"/>
+          <w:tab w:val="left" w:pos="11908"/>
+          <w:tab w:val="left" w:pos="12824"/>
+          <w:tab w:val="left" w:pos="13740"/>
+          <w:tab w:val="left" w:pos="14656"/>
+        </w:tabs>
+        <w:spacing w:after="0" w:line="240" w:lineRule="auto"/>
+        <w:rPr>
+          <w:rFonts w:ascii="Courier New" w:eastAsia="Times New Roman" w:hAnsi="Courier New" w:cs="Courier New"/>
+          <w:kern w:val="0"/>
+          <w:sz w:val="20"/>
+          <w:szCs w:val="20"/>
+          <w:lang w:eastAsia="en-IN" w:bidi="hi-IN"/>
+          <w14:ligatures w14:val="none"/>
+        </w:rPr>
+      </w:pPr>
+      <w:r>
+        <w:rPr>
+          <w:rFonts w:ascii="Courier New" w:eastAsia="Times New Roman" w:hAnsi="Courier New" w:cs="Courier New"/>
+          <w:kern w:val="0"/>
+          <w:sz w:val="20"/>
+          <w:szCs w:val="20"/>
+          <w:lang w:eastAsia="en-IN" w:bidi="hi-IN"/>
+          <w14:ligatures w14:val="none"/>
+        </w:rPr>
+        <w:t xml:space="preserve">   ↓</w:t>
+      </w:r>
+    </w:p>
+    <w:p>
+      <w:pPr>
+        <w:tabs>
+          <w:tab w:val="left" w:pos="916"/>
+          <w:tab w:val="left" w:pos="1832"/>
+          <w:tab w:val="left" w:pos="2748"/>
+          <w:tab w:val="left" w:pos="3664"/>
+          <w:tab w:val="left" w:pos="4580"/>
+          <w:tab w:val="left" w:pos="5496"/>
+          <w:tab w:val="left" w:pos="6412"/>
+          <w:tab w:val="left" w:pos="7328"/>
+          <w:tab w:val="left" w:pos="8244"/>
+          <w:tab w:val="left" w:pos="9160"/>
+          <w:tab w:val="left" w:pos="10076"/>
+          <w:tab w:val="left" w:pos="10992"/>
+          <w:tab w:val="left" w:pos="11908"/>
+          <w:tab w:val="left" w:pos="12824"/>
+          <w:tab w:val="left" w:pos="13740"/>
+          <w:tab w:val="left" w:pos="14656"/>
+        </w:tabs>
+        <w:spacing w:after="0" w:line="240" w:lineRule="auto"/>
+        <w:rPr>
+          <w:rFonts w:ascii="Courier New" w:eastAsia="Times New Roman" w:hAnsi="Courier New" w:cs="Courier New"/>
+          <w:kern w:val="0"/>
+          <w:sz w:val="20"/>
+          <w:szCs w:val="20"/>
+          <w:lang w:eastAsia="en-IN" w:bidi="hi-IN"/>
+          <w14:ligatures w14:val="none"/>
+        </w:rPr>
+      </w:pPr>
+      <w:r>
+        <w:rPr>
+          <w:rFonts w:ascii="Courier New" w:eastAsia="Times New Roman" w:hAnsi="Courier New" w:cs="Courier New"/>
+          <w:kern w:val="0"/>
+          <w:sz w:val="20"/>
+          <w:szCs w:val="20"/>
+          <w:lang w:eastAsia="en-IN" w:bidi="hi-IN"/>
+          <w14:ligatures w14:val="none"/>
+        </w:rPr>
+        <w:t>Collect</w:t>
+      </w:r>
+    </w:p>
+    <w:p>
+      <w:pPr>
+        <w:tabs>
+          <w:tab w:val="left" w:pos="916"/>
+          <w:tab w:val="left" w:pos="1832"/>
+          <w:tab w:val="left" w:pos="2748"/>
+          <w:tab w:val="left" w:pos="3664"/>
+          <w:tab w:val="left" w:pos="4580"/>
+          <w:tab w:val="left" w:pos="5496"/>
+          <w:tab w:val="left" w:pos="6412"/>
+          <w:tab w:val="left" w:pos="7328"/>
+          <w:tab w:val="left" w:pos="8244"/>
+          <w:tab w:val="left" w:pos="9160"/>
+          <w:tab w:val="left" w:pos="10076"/>
+          <w:tab w:val="left" w:pos="10992"/>
+          <w:tab w:val="left" w:pos="11908"/>
+          <w:tab w:val="left" w:pos="12824"/>
+          <w:tab w:val="left" w:pos="13740"/>
+          <w:tab w:val="left" w:pos="14656"/>
+        </w:tabs>
+        <w:spacing w:after="0" w:line="240" w:lineRule="auto"/>
+        <w:rPr>
+          <w:rFonts w:ascii="Courier New" w:eastAsia="Times New Roman" w:hAnsi="Courier New" w:cs="Courier New"/>
+          <w:kern w:val="0"/>
+          <w:sz w:val="20"/>
+          <w:szCs w:val="20"/>
+          <w:lang w:eastAsia="en-IN" w:bidi="hi-IN"/>
+          <w14:ligatures w14:val="none"/>
+        </w:rPr>
+      </w:pPr>
+      <w:r>
+        <w:rPr>
+          <w:rFonts w:ascii="Courier New" w:eastAsia="Times New Roman" w:hAnsi="Courier New" w:cs="Courier New"/>
+          <w:kern w:val="0"/>
+          <w:sz w:val="20"/>
+          <w:szCs w:val="20"/>
+          <w:lang w:eastAsia="en-IN" w:bidi="hi-IN"/>
+          <w14:ligatures w14:val="none"/>
+        </w:rPr>
+        <w:t xml:space="preserve">   ↓</w:t>
+      </w:r>
+    </w:p>
+    <w:p>
+      <w:pPr>
+        <w:tabs>
+          <w:tab w:val="left" w:pos="916"/>
+          <w:tab w:val="left" w:pos="1832"/>
+          <w:tab w:val="left" w:pos="2748"/>
+          <w:tab w:val="left" w:pos="3664"/>
+          <w:tab w:val="left" w:pos="4580"/>
+          <w:tab w:val="left" w:pos="5496"/>
+          <w:tab w:val="left" w:pos="6412"/>
+          <w:tab w:val="left" w:pos="7328"/>
+          <w:tab w:val="left" w:pos="8244"/>
+          <w:tab w:val="left" w:pos="9160"/>
+          <w:tab w:val="left" w:pos="10076"/>
+          <w:tab w:val="left" w:pos="10992"/>
+          <w:tab w:val="left" w:pos="11908"/>
+          <w:tab w:val="left" w:pos="12824"/>
+          <w:tab w:val="left" w:pos="13740"/>
+          <w:tab w:val="left" w:pos="14656"/>
+        </w:tabs>
+        <w:spacing w:after="0" w:line="240" w:lineRule="auto"/>
+        <w:rPr>
+          <w:rFonts w:ascii="Courier New" w:eastAsia="Times New Roman" w:hAnsi="Courier New" w:cs="Courier New"/>
+          <w:kern w:val="0"/>
+          <w:sz w:val="20"/>
+          <w:szCs w:val="20"/>
+          <w:lang w:eastAsia="en-IN" w:bidi="hi-IN"/>
+          <w14:ligatures w14:val="none"/>
+        </w:rPr>
+      </w:pPr>
+      <w:r>
+        <w:rPr>
+          <w:rFonts w:ascii="Courier New" w:eastAsia="Times New Roman" w:hAnsi="Courier New" w:cs="Courier New"/>
+          <w:kern w:val="0"/>
+          <w:sz w:val="20"/>
+          <w:szCs w:val="20"/>
+          <w:lang w:eastAsia="en-IN" w:bidi="hi-IN"/>
+          <w14:ligatures w14:val="none"/>
+        </w:rPr>
+        <w:t>Python Agent</w:t>
+      </w:r>
+    </w:p>
+    <w:p>
+      <w:pPr>
+        <w:tabs>
+          <w:tab w:val="left" w:pos="916"/>
+          <w:tab w:val="left" w:pos="1832"/>
+          <w:tab w:val="left" w:pos="2748"/>
+          <w:tab w:val="left" w:pos="3664"/>
+          <w:tab w:val="left" w:pos="4580"/>
+          <w:tab w:val="left" w:pos="5496"/>
+          <w:tab w:val="left" w:pos="6412"/>
+          <w:tab w:val="left" w:pos="7328"/>
+          <w:tab w:val="left" w:pos="8244"/>
+          <w:tab w:val="left" w:pos="9160"/>
+          <w:tab w:val="left" w:pos="10076"/>
+          <w:tab w:val="left" w:pos="10992"/>
+          <w:tab w:val="left" w:pos="11908"/>
+          <w:tab w:val="left" w:pos="12824"/>
+          <w:tab w:val="left" w:pos="13740"/>
+          <w:tab w:val="left" w:pos="14656"/>
+        </w:tabs>
+        <w:spacing w:after="0" w:line="240" w:lineRule="auto"/>
+        <w:rPr>
+          <w:rFonts w:ascii="Courier New" w:eastAsia="Times New Roman" w:hAnsi="Courier New" w:cs="Courier New"/>
+          <w:kern w:val="0"/>
+          <w:sz w:val="20"/>
+          <w:szCs w:val="20"/>
+          <w:lang w:eastAsia="en-IN" w:bidi="hi-IN"/>
+          <w14:ligatures w14:val="none"/>
+        </w:rPr>
+      </w:pPr>
+      <w:r>
+        <w:rPr>
+          <w:rFonts w:ascii="Courier New" w:eastAsia="Times New Roman" w:hAnsi="Courier New" w:cs="Courier New"/>
+          <w:kern w:val="0"/>
+          <w:sz w:val="20"/>
+          <w:szCs w:val="20"/>
+          <w:lang w:eastAsia="en-IN" w:bidi="hi-IN"/>
+          <w14:ligatures w14:val="none"/>
+        </w:rPr>
+        <w:t xml:space="preserve">   ↓</w:t>
+      </w:r>
+    </w:p>
+    <w:p>
+      <w:pPr>
+        <w:tabs>
+          <w:tab w:val="left" w:pos="916"/>
+          <w:tab w:val="left" w:pos="1832"/>
+          <w:tab w:val="left" w:pos="2748"/>
+          <w:tab w:val="left" w:pos="3664"/>
+          <w:tab w:val="left" w:pos="4580"/>
+          <w:tab w:val="left" w:pos="5496"/>
+          <w:tab w:val="left" w:pos="6412"/>
+          <w:tab w:val="left" w:pos="7328"/>
+          <w:tab w:val="left" w:pos="8244"/>
+          <w:tab w:val="left" w:pos="9160"/>
+          <w:tab w:val="left" w:pos="10076"/>
+          <w:tab w:val="left" w:pos="10992"/>
+          <w:tab w:val="left" w:pos="11908"/>
+          <w:tab w:val="left" w:pos="12824"/>
+          <w:tab w:val="left" w:pos="13740"/>
+          <w:tab w:val="left" w:pos="14656"/>
+        </w:tabs>
+        <w:spacing w:after="0" w:line="240" w:lineRule="auto"/>
+        <w:rPr>
+          <w:rFonts w:ascii="Courier New" w:eastAsia="Times New Roman" w:hAnsi="Courier New" w:cs="Courier New"/>
+          <w:kern w:val="0"/>
+          <w:sz w:val="20"/>
+          <w:szCs w:val="20"/>
+          <w:lang w:eastAsia="en-IN" w:bidi="hi-IN"/>
+          <w14:ligatures w14:val="none"/>
+        </w:rPr>
+      </w:pPr>
+      <w:r>
+        <w:rPr>
+          <w:rFonts w:ascii="Courier New" w:eastAsia="Times New Roman" w:hAnsi="Courier New" w:cs="Courier New"/>
+          <w:kern w:val="0"/>
+          <w:sz w:val="20"/>
+          <w:szCs w:val="20"/>
+          <w:lang w:eastAsia="en-IN" w:bidi="hi-IN"/>
+          <w14:ligatures w14:val="none"/>
+        </w:rPr>
+        <w:t>Send</w:t>
+      </w:r>
+    </w:p>
+    <w:p>
+      <w:pPr>
+        <w:tabs>
+          <w:tab w:val="left" w:pos="916"/>
+          <w:tab w:val="left" w:pos="1832"/>
+          <w:tab w:val="left" w:pos="2748"/>
+          <w:tab w:val="left" w:pos="3664"/>
+          <w:tab w:val="left" w:pos="4580"/>
+          <w:tab w:val="left" w:pos="5496"/>
+          <w:tab w:val="left" w:pos="6412"/>
+          <w:tab w:val="left" w:pos="7328"/>
+          <w:tab w:val="left" w:pos="8244"/>
+          <w:tab w:val="left" w:pos="9160"/>
+          <w:tab w:val="left" w:pos="10076"/>
+          <w:tab w:val="left" w:pos="10992"/>
+          <w:tab w:val="left" w:pos="11908"/>
+          <w:tab w:val="left" w:pos="12824"/>
+          <w:tab w:val="left" w:pos="13740"/>
+          <w:tab w:val="left" w:pos="14656"/>
+        </w:tabs>
+        <w:spacing w:after="0" w:line="240" w:lineRule="auto"/>
+        <w:rPr>
+          <w:rFonts w:ascii="Courier New" w:eastAsia="Times New Roman" w:hAnsi="Courier New" w:cs="Courier New"/>
+          <w:kern w:val="0"/>
+          <w:sz w:val="20"/>
+          <w:szCs w:val="20"/>
+          <w:lang w:eastAsia="en-IN" w:bidi="hi-IN"/>
+          <w14:ligatures w14:val="none"/>
+        </w:rPr>
+      </w:pPr>
+      <w:r>
+        <w:rPr>
+          <w:rFonts w:ascii="Courier New" w:eastAsia="Times New Roman" w:hAnsi="Courier New" w:cs="Courier New"/>
+          <w:kern w:val="0"/>
+          <w:sz w:val="20"/>
+          <w:szCs w:val="20"/>
+          <w:lang w:eastAsia="en-IN" w:bidi="hi-IN"/>
+          <w14:ligatures w14:val="none"/>
+        </w:rPr>
+        <w:t xml:space="preserve">   ↓</w:t>
+      </w:r>
+    </w:p>
+    <w:p>
+      <w:pPr>
+        <w:tabs>
+          <w:tab w:val="left" w:pos="916"/>
+          <w:tab w:val="left" w:pos="1832"/>
+          <w:tab w:val="left" w:pos="2748"/>
+          <w:tab w:val="left" w:pos="3664"/>
+          <w:tab w:val="left" w:pos="4580"/>
+          <w:tab w:val="left" w:pos="5496"/>
+          <w:tab w:val="left" w:pos="6412"/>
+          <w:tab w:val="left" w:pos="7328"/>
+          <w:tab w:val="left" w:pos="8244"/>
+          <w:tab w:val="left" w:pos="9160"/>
+          <w:tab w:val="left" w:pos="10076"/>
+          <w:tab w:val="left" w:pos="10992"/>
+          <w:tab w:val="left" w:pos="11908"/>
+          <w:tab w:val="left" w:pos="12824"/>
+          <w:tab w:val="left" w:pos="13740"/>
+          <w:tab w:val="left" w:pos="14656"/>
+        </w:tabs>
+        <w:spacing w:after="0" w:line="240" w:lineRule="auto"/>
+        <w:rPr>
+          <w:rFonts w:ascii="Courier New" w:eastAsia="Times New Roman" w:hAnsi="Courier New" w:cs="Courier New"/>
+          <w:kern w:val="0"/>
+          <w:sz w:val="20"/>
+          <w:szCs w:val="20"/>
+          <w:lang w:eastAsia="en-IN" w:bidi="hi-IN"/>
+          <w14:ligatures w14:val="none"/>
+        </w:rPr>
+      </w:pPr>
+      <w:r>
+        <w:rPr>
+          <w:rFonts w:ascii="Courier New" w:eastAsia="Times New Roman" w:hAnsi="Courier New" w:cs="Courier New"/>
+          <w:kern w:val="0"/>
+          <w:sz w:val="20"/>
+          <w:szCs w:val="20"/>
+          <w:lang w:eastAsia="en-IN" w:bidi="hi-IN"/>
+          <w14:ligatures w14:val="none"/>
+        </w:rPr>
+        <w:t>FastAPI</w:t>
+      </w:r>
+    </w:p>
+    <w:p>
+      <w:pPr>
+        <w:tabs>
+          <w:tab w:val="left" w:pos="916"/>
+          <w:tab w:val="left" w:pos="1832"/>
+          <w:tab w:val="left" w:pos="2748"/>
+          <w:tab w:val="left" w:pos="3664"/>
+          <w:tab w:val="left" w:pos="4580"/>
+          <w:tab w:val="left" w:pos="5496"/>
+          <w:tab w:val="left" w:pos="6412"/>
+          <w:tab w:val="left" w:pos="7328"/>
+          <w:tab w:val="left" w:pos="8244"/>
+          <w:tab w:val="left" w:pos="9160"/>
+          <w:tab w:val="left" w:pos="10076"/>
+          <w:tab w:val="left" w:pos="10992"/>
+          <w:tab w:val="left" w:pos="11908"/>
+          <w:tab w:val="left" w:pos="12824"/>
+          <w:tab w:val="left" w:pos="13740"/>
+          <w:tab w:val="left" w:pos="14656"/>
+        </w:tabs>
+        <w:spacing w:after="0" w:line="240" w:lineRule="auto"/>
+        <w:rPr>
+          <w:rFonts w:ascii="Courier New" w:eastAsia="Times New Roman" w:hAnsi="Courier New" w:cs="Courier New"/>
+          <w:kern w:val="0"/>
+          <w:sz w:val="20"/>
+          <w:szCs w:val="20"/>
+          <w:lang w:eastAsia="en-IN" w:bidi="hi-IN"/>
+          <w14:ligatures w14:val="none"/>
+        </w:rPr>
+      </w:pPr>
+      <w:r>
+        <w:rPr>
+          <w:rFonts w:ascii="Courier New" w:eastAsia="Times New Roman" w:hAnsi="Courier New" w:cs="Courier New"/>
+          <w:kern w:val="0"/>
+          <w:sz w:val="20"/>
+          <w:szCs w:val="20"/>
+          <w:lang w:eastAsia="en-IN" w:bidi="hi-IN"/>
+          <w14:ligatures w14:val="none"/>
+        </w:rPr>
+        <w:t xml:space="preserve">   ↓</w:t>
+      </w:r>
+    </w:p>
+    <w:p>
+      <w:pPr>
+        <w:tabs>
+          <w:tab w:val="left" w:pos="916"/>
+          <w:tab w:val="left" w:pos="1832"/>
+          <w:tab w:val="left" w:pos="2748"/>
+          <w:tab w:val="left" w:pos="3664"/>
+          <w:tab w:val="left" w:pos="4580"/>
+          <w:tab w:val="left" w:pos="5496"/>
+          <w:tab w:val="left" w:pos="6412"/>
+          <w:tab w:val="left" w:pos="7328"/>
+          <w:tab w:val="left" w:pos="8244"/>
+          <w:tab w:val="left" w:pos="9160"/>
+          <w:tab w:val="left" w:pos="10076"/>
+          <w:tab w:val="left" w:pos="10992"/>
+          <w:tab w:val="left" w:pos="11908"/>
+          <w:tab w:val="left" w:pos="12824"/>
+          <w:tab w:val="left" w:pos="13740"/>
+          <w:tab w:val="left" w:pos="14656"/>
+        </w:tabs>
+        <w:spacing w:after="0" w:line="240" w:lineRule="auto"/>
+        <w:rPr>
+          <w:rFonts w:ascii="Courier New" w:eastAsia="Times New Roman" w:hAnsi="Courier New" w:cs="Courier New"/>
+          <w:kern w:val="0"/>
+          <w:sz w:val="20"/>
+          <w:szCs w:val="20"/>
+          <w:lang w:eastAsia="en-IN" w:bidi="hi-IN"/>
+          <w14:ligatures w14:val="none"/>
+        </w:rPr>
+      </w:pPr>
+      <w:r>
+        <w:rPr>
+          <w:rFonts w:ascii="Courier New" w:eastAsia="Times New Roman" w:hAnsi="Courier New" w:cs="Courier New"/>
+          <w:kern w:val="0"/>
+          <w:sz w:val="20"/>
+          <w:szCs w:val="20"/>
+          <w:lang w:eastAsia="en-IN" w:bidi="hi-IN"/>
+          <w14:ligatures w14:val="none"/>
+        </w:rPr>
+        <w:t>Store</w:t>
+      </w:r>
+    </w:p>
+    <w:p>
+      <w:pPr>
+        <w:tabs>
+          <w:tab w:val="left" w:pos="916"/>
+          <w:tab w:val="left" w:pos="1832"/>
+          <w:tab w:val="left" w:pos="2748"/>
+          <w:tab w:val="left" w:pos="3664"/>
+          <w:tab w:val="left" w:pos="4580"/>
+          <w:tab w:val="left" w:pos="5496"/>
+          <w:tab w:val="left" w:pos="6412"/>
+          <w:tab w:val="left" w:pos="7328"/>
+          <w:tab w:val="left" w:pos="8244"/>
+          <w:tab w:val="left" w:pos="9160"/>
+          <w:tab w:val="left" w:pos="10076"/>
+          <w:tab w:val="left" w:pos="10992"/>
+          <w:tab w:val="left" w:pos="11908"/>
+          <w:tab w:val="left" w:pos="12824"/>
+          <w:tab w:val="left" w:pos="13740"/>
+          <w:tab w:val="left" w:pos="14656"/>
+        </w:tabs>
+        <w:spacing w:after="0" w:line="240" w:lineRule="auto"/>
+        <w:rPr>
+          <w:rFonts w:ascii="Courier New" w:eastAsia="Times New Roman" w:hAnsi="Courier New" w:cs="Courier New"/>
+          <w:kern w:val="0"/>
+          <w:sz w:val="20"/>
+          <w:szCs w:val="20"/>
+          <w:lang w:eastAsia="en-IN" w:bidi="hi-IN"/>
+          <w14:ligatures w14:val="none"/>
+        </w:rPr>
+      </w:pPr>
+      <w:r>
+        <w:rPr>
+          <w:rFonts w:ascii="Courier New" w:eastAsia="Times New Roman" w:hAnsi="Courier New" w:cs="Courier New"/>
+          <w:kern w:val="0"/>
+          <w:sz w:val="20"/>
+          <w:szCs w:val="20"/>
+          <w:lang w:eastAsia="en-IN" w:bidi="hi-IN"/>
+          <w14:ligatures w14:val="none"/>
+        </w:rPr>
+        <w:t xml:space="preserve">   ↓</w:t>
+      </w:r>
+    </w:p>
+    <w:p>
+      <w:pPr>
+        <w:tabs>
+          <w:tab w:val="left" w:pos="916"/>
+          <w:tab w:val="left" w:pos="1832"/>
+          <w:tab w:val="left" w:pos="2748"/>
+          <w:tab w:val="left" w:pos="3664"/>
+          <w:tab w:val="left" w:pos="4580"/>
+          <w:tab w:val="left" w:pos="5496"/>
+          <w:tab w:val="left" w:pos="6412"/>
+          <w:tab w:val="left" w:pos="7328"/>
+          <w:tab w:val="left" w:pos="8244"/>
+          <w:tab w:val="left" w:pos="9160"/>
+          <w:tab w:val="left" w:pos="10076"/>
+          <w:tab w:val="left" w:pos="10992"/>
+          <w:tab w:val="left" w:pos="11908"/>
+          <w:tab w:val="left" w:pos="12824"/>
+          <w:tab w:val="left" w:pos="13740"/>
+          <w:tab w:val="left" w:pos="14656"/>
+        </w:tabs>
+        <w:spacing w:after="0" w:line="240" w:lineRule="auto"/>
+        <w:rPr>
+          <w:rFonts w:ascii="Courier New" w:eastAsia="Times New Roman" w:hAnsi="Courier New" w:cs="Courier New"/>
+          <w:kern w:val="0"/>
+          <w:sz w:val="20"/>
+          <w:szCs w:val="20"/>
+          <w:lang w:eastAsia="en-IN" w:bidi="hi-IN"/>
+          <w14:ligatures w14:val="none"/>
+        </w:rPr>
+      </w:pPr>
+      <w:r>
+        <w:rPr>
+          <w:rFonts w:ascii="Courier New" w:eastAsia="Times New Roman" w:hAnsi="Courier New" w:cs="Courier New"/>
+          <w:kern w:val="0"/>
+          <w:sz w:val="20"/>
+          <w:szCs w:val="20"/>
+          <w:lang w:eastAsia="en-IN" w:bidi="hi-IN"/>
+          <w14:ligatures w14:val="none"/>
+        </w:rPr>
+        <w:t>PostgreSQL</w:t>
+      </w:r>
+    </w:p>
+    <w:p>
+      <w:pPr>
+        <w:tabs>
+          <w:tab w:val="left" w:pos="916"/>
+          <w:tab w:val="left" w:pos="1832"/>
+          <w:tab w:val="left" w:pos="2748"/>
+          <w:tab w:val="left" w:pos="3664"/>
+          <w:tab w:val="left" w:pos="4580"/>
+          <w:tab w:val="left" w:pos="5496"/>
+          <w:tab w:val="left" w:pos="6412"/>
+          <w:tab w:val="left" w:pos="7328"/>
+          <w:tab w:val="left" w:pos="8244"/>
+          <w:tab w:val="left" w:pos="9160"/>
+          <w:tab w:val="left" w:pos="10076"/>
+          <w:tab w:val="left" w:pos="10992"/>
+          <w:tab w:val="left" w:pos="11908"/>
+          <w:tab w:val="left" w:pos="12824"/>
+          <w:tab w:val="left" w:pos="13740"/>
+          <w:tab w:val="left" w:pos="14656"/>
+        </w:tabs>
+        <w:spacing w:after="0" w:line="240" w:lineRule="auto"/>
+        <w:rPr>
+          <w:rFonts w:ascii="Courier New" w:eastAsia="Times New Roman" w:hAnsi="Courier New" w:cs="Courier New"/>
+          <w:kern w:val="0"/>
+          <w:sz w:val="20"/>
+          <w:szCs w:val="20"/>
+          <w:lang w:eastAsia="en-IN" w:bidi="hi-IN"/>
+          <w14:ligatures w14:val="none"/>
+        </w:rPr>
+      </w:pPr>
+      <w:r>
+        <w:rPr>
+          <w:rFonts w:ascii="Courier New" w:eastAsia="Times New Roman" w:hAnsi="Courier New" w:cs="Courier New"/>
+          <w:kern w:val="0"/>
+          <w:sz w:val="20"/>
+          <w:szCs w:val="20"/>
+          <w:lang w:eastAsia="en-IN" w:bidi="hi-IN"/>
+          <w14:ligatures w14:val="none"/>
+        </w:rPr>
+        <w:t xml:space="preserve">   ↓</w:t>
+      </w:r>
+    </w:p>
+    <w:p>
+      <w:pPr>
+        <w:tabs>
+          <w:tab w:val="left" w:pos="916"/>
+          <w:tab w:val="left" w:pos="1832"/>
+          <w:tab w:val="left" w:pos="2748"/>
+          <w:tab w:val="left" w:pos="3664"/>
+          <w:tab w:val="left" w:pos="4580"/>
+          <w:tab w:val="left" w:pos="5496"/>
+          <w:tab w:val="left" w:pos="6412"/>
+          <w:tab w:val="left" w:pos="7328"/>
+          <w:tab w:val="left" w:pos="8244"/>
+          <w:tab w:val="left" w:pos="9160"/>
+          <w:tab w:val="left" w:pos="10076"/>
+          <w:tab w:val="left" w:pos="10992"/>
+          <w:tab w:val="left" w:pos="11908"/>
+          <w:tab w:val="left" w:pos="12824"/>
+          <w:tab w:val="left" w:pos="13740"/>
+          <w:tab w:val="left" w:pos="14656"/>
+        </w:tabs>
+        <w:spacing w:after="0" w:line="240" w:lineRule="auto"/>
+        <w:rPr>
+          <w:rFonts w:ascii="Courier New" w:eastAsia="Times New Roman" w:hAnsi="Courier New" w:cs="Courier New"/>
+          <w:kern w:val="0"/>
+          <w:sz w:val="20"/>
+          <w:szCs w:val="20"/>
+          <w:lang w:eastAsia="en-IN" w:bidi="hi-IN"/>
+          <w14:ligatures w14:val="none"/>
+        </w:rPr>
+      </w:pPr>
+      <w:r>
+        <w:rPr>
+          <w:rFonts w:ascii="Courier New" w:eastAsia="Times New Roman" w:hAnsi="Courier New" w:cs="Courier New"/>
+          <w:kern w:val="0"/>
+          <w:sz w:val="20"/>
+          <w:szCs w:val="20"/>
+          <w:lang w:eastAsia="en-IN" w:bidi="hi-IN"/>
+          <w14:ligatures w14:val="none"/>
+        </w:rPr>
+        <w:t>Analyze</w:t>
+      </w:r>
+    </w:p>
+    <w:p>
+      <w:pPr>
+        <w:tabs>
+          <w:tab w:val="left" w:pos="916"/>
+          <w:tab w:val="left" w:pos="1832"/>
+          <w:tab w:val="left" w:pos="2748"/>
+          <w:tab w:val="left" w:pos="3664"/>
+          <w:tab w:val="left" w:pos="4580"/>
+          <w:tab w:val="left" w:pos="5496"/>
+          <w:tab w:val="left" w:pos="6412"/>
+          <w:tab w:val="left" w:pos="7328"/>
+          <w:tab w:val="left" w:pos="8244"/>
+          <w:tab w:val="left" w:pos="9160"/>
+          <w:tab w:val="left" w:pos="10076"/>
+          <w:tab w:val="left" w:pos="10992"/>
+          <w:tab w:val="left" w:pos="11908"/>
+          <w:tab w:val="left" w:pos="12824"/>
+          <w:tab w:val="left" w:pos="13740"/>
+          <w:tab w:val="left" w:pos="14656"/>
+        </w:tabs>
+        <w:spacing w:after="0" w:line="240" w:lineRule="auto"/>
+        <w:rPr>
+          <w:rFonts w:ascii="Courier New" w:eastAsia="Times New Roman" w:hAnsi="Courier New" w:cs="Courier New"/>
+          <w:kern w:val="0"/>
+          <w:sz w:val="20"/>
+          <w:szCs w:val="20"/>
+          <w:lang w:eastAsia="en-IN" w:bidi="hi-IN"/>
+          <w14:ligatures w14:val="none"/>
+        </w:rPr>
+      </w:pPr>
+      <w:r>
+        <w:rPr>
+          <w:rFonts w:ascii="Courier New" w:eastAsia="Times New Roman" w:hAnsi="Courier New" w:cs="Courier New"/>
+          <w:kern w:val="0"/>
+          <w:sz w:val="20"/>
+          <w:szCs w:val="20"/>
+          <w:lang w:eastAsia="en-IN" w:bidi="hi-IN"/>
+          <w14:ligatures w14:val="none"/>
+        </w:rPr>
+        <w:t xml:space="preserve">   ↓</w:t>
+      </w:r>
+    </w:p>
+    <w:p>
+      <w:pPr>
+        <w:tabs>
+          <w:tab w:val="left" w:pos="916"/>
+          <w:tab w:val="left" w:pos="1832"/>
+          <w:tab w:val="left" w:pos="2748"/>
+          <w:tab w:val="left" w:pos="3664"/>
+          <w:tab w:val="left" w:pos="4580"/>
+          <w:tab w:val="left" w:pos="5496"/>
+          <w:tab w:val="left" w:pos="6412"/>
+          <w:tab w:val="left" w:pos="7328"/>
+          <w:tab w:val="left" w:pos="8244"/>
+          <w:tab w:val="left" w:pos="9160"/>
+          <w:tab w:val="left" w:pos="10076"/>
+          <w:tab w:val="left" w:pos="10992"/>
+          <w:tab w:val="left" w:pos="11908"/>
+          <w:tab w:val="left" w:pos="12824"/>
+          <w:tab w:val="left" w:pos="13740"/>
+          <w:tab w:val="left" w:pos="14656"/>
+        </w:tabs>
+        <w:spacing w:after="0" w:line="240" w:lineRule="auto"/>
+        <w:rPr>
+          <w:rFonts w:ascii="Courier New" w:eastAsia="Times New Roman" w:hAnsi="Courier New" w:cs="Courier New"/>
+          <w:kern w:val="0"/>
+          <w:sz w:val="20"/>
+          <w:szCs w:val="20"/>
+          <w:lang w:eastAsia="en-IN" w:bidi="hi-IN"/>
+          <w14:ligatures w14:val="none"/>
+        </w:rPr>
+      </w:pPr>
+      <w:r>
+        <w:rPr>
+          <w:rFonts w:ascii="Courier New" w:eastAsia="Times New Roman" w:hAnsi="Courier New" w:cs="Courier New"/>
+          <w:kern w:val="0"/>
+          <w:sz w:val="20"/>
+          <w:szCs w:val="20"/>
+          <w:lang w:eastAsia="en-IN" w:bidi="hi-IN"/>
+          <w14:ligatures w14:val="none"/>
+        </w:rPr>
+        <w:t>Analytics + Alert Engine</w:t>
+      </w:r>
+    </w:p>
+    <w:p>
+      <w:pPr>
+        <w:tabs>
+          <w:tab w:val="left" w:pos="916"/>
+          <w:tab w:val="left" w:pos="1832"/>
+          <w:tab w:val="left" w:pos="2748"/>
+          <w:tab w:val="left" w:pos="3664"/>
+          <w:tab w:val="left" w:pos="4580"/>
+          <w:tab w:val="left" w:pos="5496"/>
+          <w:tab w:val="left" w:pos="6412"/>
+          <w:tab w:val="left" w:pos="7328"/>
+          <w:tab w:val="left" w:pos="8244"/>
+          <w:tab w:val="left" w:pos="9160"/>
+          <w:tab w:val="left" w:pos="10076"/>
+          <w:tab w:val="left" w:pos="10992"/>
+          <w:tab w:val="left" w:pos="11908"/>
+          <w:tab w:val="left" w:pos="12824"/>
+          <w:tab w:val="left" w:pos="13740"/>
+          <w:tab w:val="left" w:pos="14656"/>
+        </w:tabs>
+        <w:spacing w:after="0" w:line="240" w:lineRule="auto"/>
+        <w:rPr>
+          <w:rFonts w:ascii="Courier New" w:eastAsia="Times New Roman" w:hAnsi="Courier New" w:cs="Courier New"/>
+          <w:kern w:val="0"/>
+          <w:sz w:val="20"/>
+          <w:szCs w:val="20"/>
+          <w:lang w:eastAsia="en-IN" w:bidi="hi-IN"/>
+          <w14:ligatures w14:val="none"/>
+        </w:rPr>
+      </w:pPr>
+      <w:r>
+        <w:rPr>
+          <w:rFonts w:ascii="Courier New" w:eastAsia="Times New Roman" w:hAnsi="Courier New" w:cs="Courier New"/>
+          <w:kern w:val="0"/>
+          <w:sz w:val="20"/>
+          <w:szCs w:val="20"/>
+          <w:lang w:eastAsia="en-IN" w:bidi="hi-IN"/>
+          <w14:ligatures w14:val="none"/>
+        </w:rPr>
+        <w:t xml:space="preserve">   ↓</w:t>
+      </w:r>
+    </w:p>
+    <w:p>
+      <w:pPr>
+        <w:tabs>
+          <w:tab w:val="left" w:pos="916"/>
+          <w:tab w:val="left" w:pos="1832"/>
+          <w:tab w:val="left" w:pos="2748"/>
+          <w:tab w:val="left" w:pos="3664"/>
+          <w:tab w:val="left" w:pos="4580"/>
+          <w:tab w:val="left" w:pos="5496"/>
+          <w:tab w:val="left" w:pos="6412"/>
+          <w:tab w:val="left" w:pos="7328"/>
+          <w:tab w:val="left" w:pos="8244"/>
+          <w:tab w:val="left" w:pos="9160"/>
+          <w:tab w:val="left" w:pos="10076"/>
+          <w:tab w:val="left" w:pos="10992"/>
+          <w:tab w:val="left" w:pos="11908"/>
+          <w:tab w:val="left" w:pos="12824"/>
+          <w:tab w:val="left" w:pos="13740"/>
+          <w:tab w:val="left" w:pos="14656"/>
+        </w:tabs>
+        <w:spacing w:after="0" w:line="240" w:lineRule="auto"/>
+        <w:rPr>
+          <w:rFonts w:ascii="Courier New" w:eastAsia="Times New Roman" w:hAnsi="Courier New" w:cs="Courier New"/>
+          <w:kern w:val="0"/>
+          <w:sz w:val="20"/>
+          <w:szCs w:val="20"/>
+          <w:lang w:eastAsia="en-IN" w:bidi="hi-IN"/>
+          <w14:ligatures w14:val="none"/>
+        </w:rPr>
+      </w:pPr>
+      <w:r>
+        <w:rPr>
+          <w:rFonts w:ascii="Courier New" w:eastAsia="Times New Roman" w:hAnsi="Courier New" w:cs="Courier New"/>
+          <w:kern w:val="0"/>
+          <w:sz w:val="20"/>
+          <w:szCs w:val="20"/>
+          <w:lang w:eastAsia="en-IN" w:bidi="hi-IN"/>
+          <w14:ligatures w14:val="none"/>
+        </w:rPr>
+        <w:t>Display</w:t>
+      </w:r>
+    </w:p>
+    <w:p>
+      <w:pPr>
+        <w:tabs>
+          <w:tab w:val="left" w:pos="916"/>
+          <w:tab w:val="left" w:pos="1832"/>
+          <w:tab w:val="left" w:pos="2748"/>
+          <w:tab w:val="left" w:pos="3664"/>
+          <w:tab w:val="left" w:pos="4580"/>
+          <w:tab w:val="left" w:pos="5496"/>
+          <w:tab w:val="left" w:pos="6412"/>
+          <w:tab w:val="left" w:pos="7328"/>
+          <w:tab w:val="left" w:pos="8244"/>
+          <w:tab w:val="left" w:pos="9160"/>
+          <w:tab w:val="left" w:pos="10076"/>
+          <w:tab w:val="left" w:pos="10992"/>
+          <w:tab w:val="left" w:pos="11908"/>
+          <w:tab w:val="left" w:pos="12824"/>
+          <w:tab w:val="left" w:pos="13740"/>
+          <w:tab w:val="left" w:pos="14656"/>
+        </w:tabs>
+        <w:spacing w:after="0" w:line="240" w:lineRule="auto"/>
+        <w:rPr>
+          <w:rFonts w:ascii="Courier New" w:eastAsia="Times New Roman" w:hAnsi="Courier New" w:cs="Courier New"/>
+          <w:kern w:val="0"/>
+          <w:sz w:val="20"/>
+          <w:szCs w:val="20"/>
+          <w:lang w:eastAsia="en-IN" w:bidi="hi-IN"/>
+          <w14:ligatures w14:val="none"/>
+        </w:rPr>
+      </w:pPr>
+      <w:r>
+        <w:rPr>
+          <w:rFonts w:ascii="Courier New" w:eastAsia="Times New Roman" w:hAnsi="Courier New" w:cs="Courier New"/>
+          <w:kern w:val="0"/>
+          <w:sz w:val="20"/>
+          <w:szCs w:val="20"/>
+          <w:lang w:eastAsia="en-IN" w:bidi="hi-IN"/>
+          <w14:ligatures w14:val="none"/>
+        </w:rPr>
+        <w:t xml:space="preserve">   ↓</w:t>
+      </w:r>
+    </w:p>
+    <w:p>
+      <w:pPr>
+        <w:tabs>
+          <w:tab w:val="left" w:pos="916"/>
+          <w:tab w:val="left" w:pos="1832"/>
+          <w:tab w:val="left" w:pos="2748"/>
+          <w:tab w:val="left" w:pos="3664"/>
+          <w:tab w:val="left" w:pos="4580"/>
+          <w:tab w:val="left" w:pos="5496"/>
+          <w:tab w:val="left" w:pos="6412"/>
+          <w:tab w:val="left" w:pos="7328"/>
+          <w:tab w:val="left" w:pos="8244"/>
+          <w:tab w:val="left" w:pos="9160"/>
+          <w:tab w:val="left" w:pos="10076"/>
+          <w:tab w:val="left" w:pos="10992"/>
+          <w:tab w:val="left" w:pos="11908"/>
+          <w:tab w:val="left" w:pos="12824"/>
+          <w:tab w:val="left" w:pos="13740"/>
+          <w:tab w:val="left" w:pos="14656"/>
+        </w:tabs>
+        <w:spacing w:after="0" w:line="240" w:lineRule="auto"/>
+        <w:rPr>
+          <w:rFonts w:ascii="Courier New" w:eastAsia="Times New Roman" w:hAnsi="Courier New" w:cs="Courier New"/>
+          <w:kern w:val="0"/>
+          <w:sz w:val="20"/>
+          <w:szCs w:val="20"/>
+          <w:lang w:eastAsia="en-IN" w:bidi="hi-IN"/>
+          <w14:ligatures w14:val="none"/>
+        </w:rPr>
+      </w:pPr>
+      <w:r>
+        <w:rPr>
+          <w:rFonts w:ascii="Courier New" w:eastAsia="Times New Roman" w:hAnsi="Courier New" w:cs="Courier New"/>
+          <w:kern w:val="0"/>
+          <w:sz w:val="20"/>
+          <w:szCs w:val="20"/>
+          <w:lang w:eastAsia="en-IN" w:bidi="hi-IN"/>
+          <w14:ligatures w14:val="none"/>
+        </w:rPr>
+        <w:t>Streamlit Dashboard</w:t>
+      </w:r>
+    </w:p>
+    <w:p>
+      <w:pPr>
+        <w:spacing w:before="100" w:beforeAutospacing="1" w:after="100" w:afterAutospacing="1" w:line="240" w:lineRule="auto"/>
+        <w:rPr>
+          <w:rFonts w:ascii="Times New Roman" w:eastAsia="Times New Roman" w:hAnsi="Times New Roman" w:cs="Times New Roman"/>
+          <w:kern w:val="0"/>
+          <w:sz w:val="24"/>
+          <w:szCs w:val="24"/>
+          <w:lang w:eastAsia="en-IN" w:bidi="hi-IN"/>
+          <w14:ligatures w14:val="none"/>
+        </w:rPr>
+      </w:pPr>
       <w:r>
         <w:rPr>
           <w:rFonts w:ascii="Times New Roman" w:eastAsia="Times New Roman" w:hAnsi="Times New Roman" w:cs="Times New Roman"/>
@@ -9345,9 +10299,32 @@
           <w:lang w:eastAsia="en-IN" w:bidi="hi-IN"/>
           <w14:ligatures w14:val="none"/>
         </w:rPr>
-        <w:t>Analyze</w:t>
-      </w:r>
-      <w:proofErr w:type="spellEnd"/>
+        <w:t>That is LogSense in one diagram.</w:t>
+      </w:r>
+    </w:p>
+    <w:p>
+      <w:pPr>
+        <w:spacing w:before="100" w:beforeAutospacing="1" w:after="100" w:afterAutospacing="1" w:line="240" w:lineRule="auto"/>
+        <w:rPr>
+          <w:rFonts w:ascii="Times New Roman" w:eastAsia="Times New Roman" w:hAnsi="Times New Roman" w:cs="Times New Roman"/>
+          <w:kern w:val="0"/>
+          <w:sz w:val="24"/>
+          <w:szCs w:val="24"/>
+          <w:lang w:eastAsia="en-IN" w:bidi="hi-IN"/>
+          <w14:ligatures w14:val="none"/>
+        </w:rPr>
+      </w:pPr>
+      <w:r>
+        <w:rPr>
+          <w:rFonts w:ascii="Times New Roman" w:eastAsia="Times New Roman" w:hAnsi="Times New Roman" w:cs="Times New Roman"/>
+          <w:kern w:val="0"/>
+          <w:sz w:val="24"/>
+          <w:szCs w:val="24"/>
+          <w:lang w:eastAsia="en-IN" w:bidi="hi-IN"/>
+          <w14:ligatures w14:val="none"/>
+        </w:rPr>
+        <w:t xml:space="preserve">And importantly, you can describe it as a </w:t>
+      </w:r>
       <w:r>
         <w:rPr>
           <w:rFonts w:ascii="Times New Roman" w:eastAsia="Times New Roman" w:hAnsi="Times New Roman" w:cs="Times New Roman"/>
@@ -9359,1055 +10336,7 @@
           <w:lang w:eastAsia="en-IN" w:bidi="hi-IN"/>
           <w14:ligatures w14:val="none"/>
         </w:rPr>
-        <w:t xml:space="preserve"> → Display → Alert</w:t>
-      </w:r>
-    </w:p>
-    <w:p>
-      <w:pPr>
-        <w:tabs>
-          <w:tab w:val="left" w:pos="916"/>
-          <w:tab w:val="left" w:pos="1832"/>
-          <w:tab w:val="left" w:pos="2748"/>
-          <w:tab w:val="left" w:pos="3664"/>
-          <w:tab w:val="left" w:pos="4580"/>
-          <w:tab w:val="left" w:pos="5496"/>
-          <w:tab w:val="left" w:pos="6412"/>
-          <w:tab w:val="left" w:pos="7328"/>
-          <w:tab w:val="left" w:pos="8244"/>
-          <w:tab w:val="left" w:pos="9160"/>
-          <w:tab w:val="left" w:pos="10076"/>
-          <w:tab w:val="left" w:pos="10992"/>
-          <w:tab w:val="left" w:pos="11908"/>
-          <w:tab w:val="left" w:pos="12824"/>
-          <w:tab w:val="left" w:pos="13740"/>
-          <w:tab w:val="left" w:pos="14656"/>
-        </w:tabs>
-        <w:spacing w:after="0" w:line="240" w:lineRule="auto"/>
-        <w:rPr>
-          <w:rFonts w:ascii="Courier New" w:eastAsia="Times New Roman" w:hAnsi="Courier New" w:cs="Courier New"/>
-          <w:kern w:val="0"/>
-          <w:sz w:val="20"/>
-          <w:szCs w:val="20"/>
-          <w:lang w:eastAsia="en-IN" w:bidi="hi-IN"/>
-          <w14:ligatures w14:val="none"/>
-        </w:rPr>
-      </w:pPr>
-      <w:r>
-        <w:rPr>
-          <w:rFonts w:ascii="Courier New" w:eastAsia="Times New Roman" w:hAnsi="Courier New" w:cs="Courier New"/>
-          <w:kern w:val="0"/>
-          <w:sz w:val="20"/>
-          <w:szCs w:val="20"/>
-          <w:lang w:eastAsia="en-IN" w:bidi="hi-IN"/>
-          <w14:ligatures w14:val="none"/>
-        </w:rPr>
-        <w:t>Generate</w:t>
-      </w:r>
-    </w:p>
-    <w:p>
-      <w:pPr>
-        <w:tabs>
-          <w:tab w:val="left" w:pos="916"/>
-          <w:tab w:val="left" w:pos="1832"/>
-          <w:tab w:val="left" w:pos="2748"/>
-          <w:tab w:val="left" w:pos="3664"/>
-          <w:tab w:val="left" w:pos="4580"/>
-          <w:tab w:val="left" w:pos="5496"/>
-          <w:tab w:val="left" w:pos="6412"/>
-          <w:tab w:val="left" w:pos="7328"/>
-          <w:tab w:val="left" w:pos="8244"/>
-          <w:tab w:val="left" w:pos="9160"/>
-          <w:tab w:val="left" w:pos="10076"/>
-          <w:tab w:val="left" w:pos="10992"/>
-          <w:tab w:val="left" w:pos="11908"/>
-          <w:tab w:val="left" w:pos="12824"/>
-          <w:tab w:val="left" w:pos="13740"/>
-          <w:tab w:val="left" w:pos="14656"/>
-        </w:tabs>
-        <w:spacing w:after="0" w:line="240" w:lineRule="auto"/>
-        <w:rPr>
-          <w:rFonts w:ascii="Courier New" w:eastAsia="Times New Roman" w:hAnsi="Courier New" w:cs="Courier New"/>
-          <w:kern w:val="0"/>
-          <w:sz w:val="20"/>
-          <w:szCs w:val="20"/>
-          <w:lang w:eastAsia="en-IN" w:bidi="hi-IN"/>
-          <w14:ligatures w14:val="none"/>
-        </w:rPr>
-      </w:pPr>
-      <w:r>
-        <w:rPr>
-          <w:rFonts w:ascii="Courier New" w:eastAsia="Times New Roman" w:hAnsi="Courier New" w:cs="Courier New"/>
-          <w:kern w:val="0"/>
-          <w:sz w:val="20"/>
-          <w:szCs w:val="20"/>
-          <w:lang w:eastAsia="en-IN" w:bidi="hi-IN"/>
-          <w14:ligatures w14:val="none"/>
-        </w:rPr>
-        <w:t xml:space="preserve">   ↓</w:t>
-      </w:r>
-    </w:p>
-    <w:p>
-      <w:pPr>
-        <w:tabs>
-          <w:tab w:val="left" w:pos="916"/>
-          <w:tab w:val="left" w:pos="1832"/>
-          <w:tab w:val="left" w:pos="2748"/>
-          <w:tab w:val="left" w:pos="3664"/>
-          <w:tab w:val="left" w:pos="4580"/>
-          <w:tab w:val="left" w:pos="5496"/>
-          <w:tab w:val="left" w:pos="6412"/>
-          <w:tab w:val="left" w:pos="7328"/>
-          <w:tab w:val="left" w:pos="8244"/>
-          <w:tab w:val="left" w:pos="9160"/>
-          <w:tab w:val="left" w:pos="10076"/>
-          <w:tab w:val="left" w:pos="10992"/>
-          <w:tab w:val="left" w:pos="11908"/>
-          <w:tab w:val="left" w:pos="12824"/>
-          <w:tab w:val="left" w:pos="13740"/>
-          <w:tab w:val="left" w:pos="14656"/>
-        </w:tabs>
-        <w:spacing w:after="0" w:line="240" w:lineRule="auto"/>
-        <w:rPr>
-          <w:rFonts w:ascii="Courier New" w:eastAsia="Times New Roman" w:hAnsi="Courier New" w:cs="Courier New"/>
-          <w:kern w:val="0"/>
-          <w:sz w:val="20"/>
-          <w:szCs w:val="20"/>
-          <w:lang w:eastAsia="en-IN" w:bidi="hi-IN"/>
-          <w14:ligatures w14:val="none"/>
-        </w:rPr>
-      </w:pPr>
-      <w:r>
-        <w:rPr>
-          <w:rFonts w:ascii="Courier New" w:eastAsia="Times New Roman" w:hAnsi="Courier New" w:cs="Courier New"/>
-          <w:kern w:val="0"/>
-          <w:sz w:val="20"/>
-          <w:szCs w:val="20"/>
-          <w:lang w:eastAsia="en-IN" w:bidi="hi-IN"/>
-          <w14:ligatures w14:val="none"/>
-        </w:rPr>
-        <w:t>Application Logs</w:t>
-      </w:r>
-    </w:p>
-    <w:p>
-      <w:pPr>
-        <w:tabs>
-          <w:tab w:val="left" w:pos="916"/>
-          <w:tab w:val="left" w:pos="1832"/>
-          <w:tab w:val="left" w:pos="2748"/>
-          <w:tab w:val="left" w:pos="3664"/>
-          <w:tab w:val="left" w:pos="4580"/>
-          <w:tab w:val="left" w:pos="5496"/>
-          <w:tab w:val="left" w:pos="6412"/>
-          <w:tab w:val="left" w:pos="7328"/>
-          <w:tab w:val="left" w:pos="8244"/>
-          <w:tab w:val="left" w:pos="9160"/>
-          <w:tab w:val="left" w:pos="10076"/>
-          <w:tab w:val="left" w:pos="10992"/>
-          <w:tab w:val="left" w:pos="11908"/>
-          <w:tab w:val="left" w:pos="12824"/>
-          <w:tab w:val="left" w:pos="13740"/>
-          <w:tab w:val="left" w:pos="14656"/>
-        </w:tabs>
-        <w:spacing w:after="0" w:line="240" w:lineRule="auto"/>
-        <w:rPr>
-          <w:rFonts w:ascii="Courier New" w:eastAsia="Times New Roman" w:hAnsi="Courier New" w:cs="Courier New"/>
-          <w:kern w:val="0"/>
-          <w:sz w:val="20"/>
-          <w:szCs w:val="20"/>
-          <w:lang w:eastAsia="en-IN" w:bidi="hi-IN"/>
-          <w14:ligatures w14:val="none"/>
-        </w:rPr>
-      </w:pPr>
-      <w:r>
-        <w:rPr>
-          <w:rFonts w:ascii="Courier New" w:eastAsia="Times New Roman" w:hAnsi="Courier New" w:cs="Courier New"/>
-          <w:kern w:val="0"/>
-          <w:sz w:val="20"/>
-          <w:szCs w:val="20"/>
-          <w:lang w:eastAsia="en-IN" w:bidi="hi-IN"/>
-          <w14:ligatures w14:val="none"/>
-        </w:rPr>
-        <w:t xml:space="preserve">   ↓</w:t>
-      </w:r>
-    </w:p>
-    <w:p>
-      <w:pPr>
-        <w:tabs>
-          <w:tab w:val="left" w:pos="916"/>
-          <w:tab w:val="left" w:pos="1832"/>
-          <w:tab w:val="left" w:pos="2748"/>
-          <w:tab w:val="left" w:pos="3664"/>
-          <w:tab w:val="left" w:pos="4580"/>
-          <w:tab w:val="left" w:pos="5496"/>
-          <w:tab w:val="left" w:pos="6412"/>
-          <w:tab w:val="left" w:pos="7328"/>
-          <w:tab w:val="left" w:pos="8244"/>
-          <w:tab w:val="left" w:pos="9160"/>
-          <w:tab w:val="left" w:pos="10076"/>
-          <w:tab w:val="left" w:pos="10992"/>
-          <w:tab w:val="left" w:pos="11908"/>
-          <w:tab w:val="left" w:pos="12824"/>
-          <w:tab w:val="left" w:pos="13740"/>
-          <w:tab w:val="left" w:pos="14656"/>
-        </w:tabs>
-        <w:spacing w:after="0" w:line="240" w:lineRule="auto"/>
-        <w:rPr>
-          <w:rFonts w:ascii="Courier New" w:eastAsia="Times New Roman" w:hAnsi="Courier New" w:cs="Courier New"/>
-          <w:kern w:val="0"/>
-          <w:sz w:val="20"/>
-          <w:szCs w:val="20"/>
-          <w:lang w:eastAsia="en-IN" w:bidi="hi-IN"/>
-          <w14:ligatures w14:val="none"/>
-        </w:rPr>
-      </w:pPr>
-      <w:r>
-        <w:rPr>
-          <w:rFonts w:ascii="Courier New" w:eastAsia="Times New Roman" w:hAnsi="Courier New" w:cs="Courier New"/>
-          <w:kern w:val="0"/>
-          <w:sz w:val="20"/>
-          <w:szCs w:val="20"/>
-          <w:lang w:eastAsia="en-IN" w:bidi="hi-IN"/>
-          <w14:ligatures w14:val="none"/>
-        </w:rPr>
-        <w:t>Collect</w:t>
-      </w:r>
-    </w:p>
-    <w:p>
-      <w:pPr>
-        <w:tabs>
-          <w:tab w:val="left" w:pos="916"/>
-          <w:tab w:val="left" w:pos="1832"/>
-          <w:tab w:val="left" w:pos="2748"/>
-          <w:tab w:val="left" w:pos="3664"/>
-          <w:tab w:val="left" w:pos="4580"/>
-          <w:tab w:val="left" w:pos="5496"/>
-          <w:tab w:val="left" w:pos="6412"/>
-          <w:tab w:val="left" w:pos="7328"/>
-          <w:tab w:val="left" w:pos="8244"/>
-          <w:tab w:val="left" w:pos="9160"/>
-          <w:tab w:val="left" w:pos="10076"/>
-          <w:tab w:val="left" w:pos="10992"/>
-          <w:tab w:val="left" w:pos="11908"/>
-          <w:tab w:val="left" w:pos="12824"/>
-          <w:tab w:val="left" w:pos="13740"/>
-          <w:tab w:val="left" w:pos="14656"/>
-        </w:tabs>
-        <w:spacing w:after="0" w:line="240" w:lineRule="auto"/>
-        <w:rPr>
-          <w:rFonts w:ascii="Courier New" w:eastAsia="Times New Roman" w:hAnsi="Courier New" w:cs="Courier New"/>
-          <w:kern w:val="0"/>
-          <w:sz w:val="20"/>
-          <w:szCs w:val="20"/>
-          <w:lang w:eastAsia="en-IN" w:bidi="hi-IN"/>
-          <w14:ligatures w14:val="none"/>
-        </w:rPr>
-      </w:pPr>
-      <w:r>
-        <w:rPr>
-          <w:rFonts w:ascii="Courier New" w:eastAsia="Times New Roman" w:hAnsi="Courier New" w:cs="Courier New"/>
-          <w:kern w:val="0"/>
-          <w:sz w:val="20"/>
-          <w:szCs w:val="20"/>
-          <w:lang w:eastAsia="en-IN" w:bidi="hi-IN"/>
-          <w14:ligatures w14:val="none"/>
-        </w:rPr>
-        <w:t xml:space="preserve">   ↓</w:t>
-      </w:r>
-    </w:p>
-    <w:p>
-      <w:pPr>
-        <w:tabs>
-          <w:tab w:val="left" w:pos="916"/>
-          <w:tab w:val="left" w:pos="1832"/>
-          <w:tab w:val="left" w:pos="2748"/>
-          <w:tab w:val="left" w:pos="3664"/>
-          <w:tab w:val="left" w:pos="4580"/>
-          <w:tab w:val="left" w:pos="5496"/>
-          <w:tab w:val="left" w:pos="6412"/>
-          <w:tab w:val="left" w:pos="7328"/>
-          <w:tab w:val="left" w:pos="8244"/>
-          <w:tab w:val="left" w:pos="9160"/>
-          <w:tab w:val="left" w:pos="10076"/>
-          <w:tab w:val="left" w:pos="10992"/>
-          <w:tab w:val="left" w:pos="11908"/>
-          <w:tab w:val="left" w:pos="12824"/>
-          <w:tab w:val="left" w:pos="13740"/>
-          <w:tab w:val="left" w:pos="14656"/>
-        </w:tabs>
-        <w:spacing w:after="0" w:line="240" w:lineRule="auto"/>
-        <w:rPr>
-          <w:rFonts w:ascii="Courier New" w:eastAsia="Times New Roman" w:hAnsi="Courier New" w:cs="Courier New"/>
-          <w:kern w:val="0"/>
-          <w:sz w:val="20"/>
-          <w:szCs w:val="20"/>
-          <w:lang w:eastAsia="en-IN" w:bidi="hi-IN"/>
-          <w14:ligatures w14:val="none"/>
-        </w:rPr>
-      </w:pPr>
-      <w:r>
-        <w:rPr>
-          <w:rFonts w:ascii="Courier New" w:eastAsia="Times New Roman" w:hAnsi="Courier New" w:cs="Courier New"/>
-          <w:kern w:val="0"/>
-          <w:sz w:val="20"/>
-          <w:szCs w:val="20"/>
-          <w:lang w:eastAsia="en-IN" w:bidi="hi-IN"/>
-          <w14:ligatures w14:val="none"/>
-        </w:rPr>
-        <w:t>Python Agent</w:t>
-      </w:r>
-    </w:p>
-    <w:p>
-      <w:pPr>
-        <w:tabs>
-          <w:tab w:val="left" w:pos="916"/>
-          <w:tab w:val="left" w:pos="1832"/>
-          <w:tab w:val="left" w:pos="2748"/>
-          <w:tab w:val="left" w:pos="3664"/>
-          <w:tab w:val="left" w:pos="4580"/>
-          <w:tab w:val="left" w:pos="5496"/>
-          <w:tab w:val="left" w:pos="6412"/>
-          <w:tab w:val="left" w:pos="7328"/>
-          <w:tab w:val="left" w:pos="8244"/>
-          <w:tab w:val="left" w:pos="9160"/>
-          <w:tab w:val="left" w:pos="10076"/>
-          <w:tab w:val="left" w:pos="10992"/>
-          <w:tab w:val="left" w:pos="11908"/>
-          <w:tab w:val="left" w:pos="12824"/>
-          <w:tab w:val="left" w:pos="13740"/>
-          <w:tab w:val="left" w:pos="14656"/>
-        </w:tabs>
-        <w:spacing w:after="0" w:line="240" w:lineRule="auto"/>
-        <w:rPr>
-          <w:rFonts w:ascii="Courier New" w:eastAsia="Times New Roman" w:hAnsi="Courier New" w:cs="Courier New"/>
-          <w:kern w:val="0"/>
-          <w:sz w:val="20"/>
-          <w:szCs w:val="20"/>
-          <w:lang w:eastAsia="en-IN" w:bidi="hi-IN"/>
-          <w14:ligatures w14:val="none"/>
-        </w:rPr>
-      </w:pPr>
-      <w:r>
-        <w:rPr>
-          <w:rFonts w:ascii="Courier New" w:eastAsia="Times New Roman" w:hAnsi="Courier New" w:cs="Courier New"/>
-          <w:kern w:val="0"/>
-          <w:sz w:val="20"/>
-          <w:szCs w:val="20"/>
-          <w:lang w:eastAsia="en-IN" w:bidi="hi-IN"/>
-          <w14:ligatures w14:val="none"/>
-        </w:rPr>
-        <w:t xml:space="preserve">   ↓</w:t>
-      </w:r>
-    </w:p>
-    <w:p>
-      <w:pPr>
-        <w:tabs>
-          <w:tab w:val="left" w:pos="916"/>
-          <w:tab w:val="left" w:pos="1832"/>
-          <w:tab w:val="left" w:pos="2748"/>
-          <w:tab w:val="left" w:pos="3664"/>
-          <w:tab w:val="left" w:pos="4580"/>
-          <w:tab w:val="left" w:pos="5496"/>
-          <w:tab w:val="left" w:pos="6412"/>
-          <w:tab w:val="left" w:pos="7328"/>
-          <w:tab w:val="left" w:pos="8244"/>
-          <w:tab w:val="left" w:pos="9160"/>
-          <w:tab w:val="left" w:pos="10076"/>
-          <w:tab w:val="left" w:pos="10992"/>
-          <w:tab w:val="left" w:pos="11908"/>
-          <w:tab w:val="left" w:pos="12824"/>
-          <w:tab w:val="left" w:pos="13740"/>
-          <w:tab w:val="left" w:pos="14656"/>
-        </w:tabs>
-        <w:spacing w:after="0" w:line="240" w:lineRule="auto"/>
-        <w:rPr>
-          <w:rFonts w:ascii="Courier New" w:eastAsia="Times New Roman" w:hAnsi="Courier New" w:cs="Courier New"/>
-          <w:kern w:val="0"/>
-          <w:sz w:val="20"/>
-          <w:szCs w:val="20"/>
-          <w:lang w:eastAsia="en-IN" w:bidi="hi-IN"/>
-          <w14:ligatures w14:val="none"/>
-        </w:rPr>
-      </w:pPr>
-      <w:r>
-        <w:rPr>
-          <w:rFonts w:ascii="Courier New" w:eastAsia="Times New Roman" w:hAnsi="Courier New" w:cs="Courier New"/>
-          <w:kern w:val="0"/>
-          <w:sz w:val="20"/>
-          <w:szCs w:val="20"/>
-          <w:lang w:eastAsia="en-IN" w:bidi="hi-IN"/>
-          <w14:ligatures w14:val="none"/>
-        </w:rPr>
-        <w:t>Send</w:t>
-      </w:r>
-    </w:p>
-    <w:p>
-      <w:pPr>
-        <w:tabs>
-          <w:tab w:val="left" w:pos="916"/>
-          <w:tab w:val="left" w:pos="1832"/>
-          <w:tab w:val="left" w:pos="2748"/>
-          <w:tab w:val="left" w:pos="3664"/>
-          <w:tab w:val="left" w:pos="4580"/>
-          <w:tab w:val="left" w:pos="5496"/>
-          <w:tab w:val="left" w:pos="6412"/>
-          <w:tab w:val="left" w:pos="7328"/>
-          <w:tab w:val="left" w:pos="8244"/>
-          <w:tab w:val="left" w:pos="9160"/>
-          <w:tab w:val="left" w:pos="10076"/>
-          <w:tab w:val="left" w:pos="10992"/>
-          <w:tab w:val="left" w:pos="11908"/>
-          <w:tab w:val="left" w:pos="12824"/>
-          <w:tab w:val="left" w:pos="13740"/>
-          <w:tab w:val="left" w:pos="14656"/>
-        </w:tabs>
-        <w:spacing w:after="0" w:line="240" w:lineRule="auto"/>
-        <w:rPr>
-          <w:rFonts w:ascii="Courier New" w:eastAsia="Times New Roman" w:hAnsi="Courier New" w:cs="Courier New"/>
-          <w:kern w:val="0"/>
-          <w:sz w:val="20"/>
-          <w:szCs w:val="20"/>
-          <w:lang w:eastAsia="en-IN" w:bidi="hi-IN"/>
-          <w14:ligatures w14:val="none"/>
-        </w:rPr>
-      </w:pPr>
-      <w:r>
-        <w:rPr>
-          <w:rFonts w:ascii="Courier New" w:eastAsia="Times New Roman" w:hAnsi="Courier New" w:cs="Courier New"/>
-          <w:kern w:val="0"/>
-          <w:sz w:val="20"/>
-          <w:szCs w:val="20"/>
-          <w:lang w:eastAsia="en-IN" w:bidi="hi-IN"/>
-          <w14:ligatures w14:val="none"/>
-        </w:rPr>
-        <w:t xml:space="preserve">   ↓</w:t>
-      </w:r>
-    </w:p>
-    <w:p>
-      <w:pPr>
-        <w:tabs>
-          <w:tab w:val="left" w:pos="916"/>
-          <w:tab w:val="left" w:pos="1832"/>
-          <w:tab w:val="left" w:pos="2748"/>
-          <w:tab w:val="left" w:pos="3664"/>
-          <w:tab w:val="left" w:pos="4580"/>
-          <w:tab w:val="left" w:pos="5496"/>
-          <w:tab w:val="left" w:pos="6412"/>
-          <w:tab w:val="left" w:pos="7328"/>
-          <w:tab w:val="left" w:pos="8244"/>
-          <w:tab w:val="left" w:pos="9160"/>
-          <w:tab w:val="left" w:pos="10076"/>
-          <w:tab w:val="left" w:pos="10992"/>
-          <w:tab w:val="left" w:pos="11908"/>
-          <w:tab w:val="left" w:pos="12824"/>
-          <w:tab w:val="left" w:pos="13740"/>
-          <w:tab w:val="left" w:pos="14656"/>
-        </w:tabs>
-        <w:spacing w:after="0" w:line="240" w:lineRule="auto"/>
-        <w:rPr>
-          <w:rFonts w:ascii="Courier New" w:eastAsia="Times New Roman" w:hAnsi="Courier New" w:cs="Courier New"/>
-          <w:kern w:val="0"/>
-          <w:sz w:val="20"/>
-          <w:szCs w:val="20"/>
-          <w:lang w:eastAsia="en-IN" w:bidi="hi-IN"/>
-          <w14:ligatures w14:val="none"/>
-        </w:rPr>
-      </w:pPr>
-      <w:r>
-        <w:rPr>
-          <w:rFonts w:ascii="Courier New" w:eastAsia="Times New Roman" w:hAnsi="Courier New" w:cs="Courier New"/>
-          <w:kern w:val="0"/>
-          <w:sz w:val="20"/>
-          <w:szCs w:val="20"/>
-          <w:lang w:eastAsia="en-IN" w:bidi="hi-IN"/>
-          <w14:ligatures w14:val="none"/>
-        </w:rPr>
-        <w:t>FastAPI</w:t>
-      </w:r>
-    </w:p>
-    <w:p>
-      <w:pPr>
-        <w:tabs>
-          <w:tab w:val="left" w:pos="916"/>
-          <w:tab w:val="left" w:pos="1832"/>
-          <w:tab w:val="left" w:pos="2748"/>
-          <w:tab w:val="left" w:pos="3664"/>
-          <w:tab w:val="left" w:pos="4580"/>
-          <w:tab w:val="left" w:pos="5496"/>
-          <w:tab w:val="left" w:pos="6412"/>
-          <w:tab w:val="left" w:pos="7328"/>
-          <w:tab w:val="left" w:pos="8244"/>
-          <w:tab w:val="left" w:pos="9160"/>
-          <w:tab w:val="left" w:pos="10076"/>
-          <w:tab w:val="left" w:pos="10992"/>
-          <w:tab w:val="left" w:pos="11908"/>
-          <w:tab w:val="left" w:pos="12824"/>
-          <w:tab w:val="left" w:pos="13740"/>
-          <w:tab w:val="left" w:pos="14656"/>
-        </w:tabs>
-        <w:spacing w:after="0" w:line="240" w:lineRule="auto"/>
-        <w:rPr>
-          <w:rFonts w:ascii="Courier New" w:eastAsia="Times New Roman" w:hAnsi="Courier New" w:cs="Courier New"/>
-          <w:kern w:val="0"/>
-          <w:sz w:val="20"/>
-          <w:szCs w:val="20"/>
-          <w:lang w:eastAsia="en-IN" w:bidi="hi-IN"/>
-          <w14:ligatures w14:val="none"/>
-        </w:rPr>
-      </w:pPr>
-      <w:r>
-        <w:rPr>
-          <w:rFonts w:ascii="Courier New" w:eastAsia="Times New Roman" w:hAnsi="Courier New" w:cs="Courier New"/>
-          <w:kern w:val="0"/>
-          <w:sz w:val="20"/>
-          <w:szCs w:val="20"/>
-          <w:lang w:eastAsia="en-IN" w:bidi="hi-IN"/>
-          <w14:ligatures w14:val="none"/>
-        </w:rPr>
-        <w:t xml:space="preserve">   ↓</w:t>
-      </w:r>
-    </w:p>
-    <w:p>
-      <w:pPr>
-        <w:tabs>
-          <w:tab w:val="left" w:pos="916"/>
-          <w:tab w:val="left" w:pos="1832"/>
-          <w:tab w:val="left" w:pos="2748"/>
-          <w:tab w:val="left" w:pos="3664"/>
-          <w:tab w:val="left" w:pos="4580"/>
-          <w:tab w:val="left" w:pos="5496"/>
-          <w:tab w:val="left" w:pos="6412"/>
-          <w:tab w:val="left" w:pos="7328"/>
-          <w:tab w:val="left" w:pos="8244"/>
-          <w:tab w:val="left" w:pos="9160"/>
-          <w:tab w:val="left" w:pos="10076"/>
-          <w:tab w:val="left" w:pos="10992"/>
-          <w:tab w:val="left" w:pos="11908"/>
-          <w:tab w:val="left" w:pos="12824"/>
-          <w:tab w:val="left" w:pos="13740"/>
-          <w:tab w:val="left" w:pos="14656"/>
-        </w:tabs>
-        <w:spacing w:after="0" w:line="240" w:lineRule="auto"/>
-        <w:rPr>
-          <w:rFonts w:ascii="Courier New" w:eastAsia="Times New Roman" w:hAnsi="Courier New" w:cs="Courier New"/>
-          <w:kern w:val="0"/>
-          <w:sz w:val="20"/>
-          <w:szCs w:val="20"/>
-          <w:lang w:eastAsia="en-IN" w:bidi="hi-IN"/>
-          <w14:ligatures w14:val="none"/>
-        </w:rPr>
-      </w:pPr>
-      <w:r>
-        <w:rPr>
-          <w:rFonts w:ascii="Courier New" w:eastAsia="Times New Roman" w:hAnsi="Courier New" w:cs="Courier New"/>
-          <w:kern w:val="0"/>
-          <w:sz w:val="20"/>
-          <w:szCs w:val="20"/>
-          <w:lang w:eastAsia="en-IN" w:bidi="hi-IN"/>
-          <w14:ligatures w14:val="none"/>
-        </w:rPr>
-        <w:t>Store</w:t>
-      </w:r>
-    </w:p>
-    <w:p>
-      <w:pPr>
-        <w:tabs>
-          <w:tab w:val="left" w:pos="916"/>
-          <w:tab w:val="left" w:pos="1832"/>
-          <w:tab w:val="left" w:pos="2748"/>
-          <w:tab w:val="left" w:pos="3664"/>
-          <w:tab w:val="left" w:pos="4580"/>
-          <w:tab w:val="left" w:pos="5496"/>
-          <w:tab w:val="left" w:pos="6412"/>
-          <w:tab w:val="left" w:pos="7328"/>
-          <w:tab w:val="left" w:pos="8244"/>
-          <w:tab w:val="left" w:pos="9160"/>
-          <w:tab w:val="left" w:pos="10076"/>
-          <w:tab w:val="left" w:pos="10992"/>
-          <w:tab w:val="left" w:pos="11908"/>
-          <w:tab w:val="left" w:pos="12824"/>
-          <w:tab w:val="left" w:pos="13740"/>
-          <w:tab w:val="left" w:pos="14656"/>
-        </w:tabs>
-        <w:spacing w:after="0" w:line="240" w:lineRule="auto"/>
-        <w:rPr>
-          <w:rFonts w:ascii="Courier New" w:eastAsia="Times New Roman" w:hAnsi="Courier New" w:cs="Courier New"/>
-          <w:kern w:val="0"/>
-          <w:sz w:val="20"/>
-          <w:szCs w:val="20"/>
-          <w:lang w:eastAsia="en-IN" w:bidi="hi-IN"/>
-          <w14:ligatures w14:val="none"/>
-        </w:rPr>
-      </w:pPr>
-      <w:r>
-        <w:rPr>
-          <w:rFonts w:ascii="Courier New" w:eastAsia="Times New Roman" w:hAnsi="Courier New" w:cs="Courier New"/>
-          <w:kern w:val="0"/>
-          <w:sz w:val="20"/>
-          <w:szCs w:val="20"/>
-          <w:lang w:eastAsia="en-IN" w:bidi="hi-IN"/>
-          <w14:ligatures w14:val="none"/>
-        </w:rPr>
-        <w:t xml:space="preserve">   ↓</w:t>
-      </w:r>
-    </w:p>
-    <w:p>
-      <w:pPr>
-        <w:tabs>
-          <w:tab w:val="left" w:pos="916"/>
-          <w:tab w:val="left" w:pos="1832"/>
-          <w:tab w:val="left" w:pos="2748"/>
-          <w:tab w:val="left" w:pos="3664"/>
-          <w:tab w:val="left" w:pos="4580"/>
-          <w:tab w:val="left" w:pos="5496"/>
-          <w:tab w:val="left" w:pos="6412"/>
-          <w:tab w:val="left" w:pos="7328"/>
-          <w:tab w:val="left" w:pos="8244"/>
-          <w:tab w:val="left" w:pos="9160"/>
-          <w:tab w:val="left" w:pos="10076"/>
-          <w:tab w:val="left" w:pos="10992"/>
-          <w:tab w:val="left" w:pos="11908"/>
-          <w:tab w:val="left" w:pos="12824"/>
-          <w:tab w:val="left" w:pos="13740"/>
-          <w:tab w:val="left" w:pos="14656"/>
-        </w:tabs>
-        <w:spacing w:after="0" w:line="240" w:lineRule="auto"/>
-        <w:rPr>
-          <w:rFonts w:ascii="Courier New" w:eastAsia="Times New Roman" w:hAnsi="Courier New" w:cs="Courier New"/>
-          <w:kern w:val="0"/>
-          <w:sz w:val="20"/>
-          <w:szCs w:val="20"/>
-          <w:lang w:eastAsia="en-IN" w:bidi="hi-IN"/>
-          <w14:ligatures w14:val="none"/>
-        </w:rPr>
-      </w:pPr>
-      <w:r>
-        <w:rPr>
-          <w:rFonts w:ascii="Courier New" w:eastAsia="Times New Roman" w:hAnsi="Courier New" w:cs="Courier New"/>
-          <w:kern w:val="0"/>
-          <w:sz w:val="20"/>
-          <w:szCs w:val="20"/>
-          <w:lang w:eastAsia="en-IN" w:bidi="hi-IN"/>
-          <w14:ligatures w14:val="none"/>
-        </w:rPr>
-        <w:t>PostgreSQL</w:t>
-      </w:r>
-    </w:p>
-    <w:p>
-      <w:pPr>
-        <w:tabs>
-          <w:tab w:val="left" w:pos="916"/>
-          <w:tab w:val="left" w:pos="1832"/>
-          <w:tab w:val="left" w:pos="2748"/>
-          <w:tab w:val="left" w:pos="3664"/>
-          <w:tab w:val="left" w:pos="4580"/>
-          <w:tab w:val="left" w:pos="5496"/>
-          <w:tab w:val="left" w:pos="6412"/>
-          <w:tab w:val="left" w:pos="7328"/>
-          <w:tab w:val="left" w:pos="8244"/>
-          <w:tab w:val="left" w:pos="9160"/>
-          <w:tab w:val="left" w:pos="10076"/>
-          <w:tab w:val="left" w:pos="10992"/>
-          <w:tab w:val="left" w:pos="11908"/>
-          <w:tab w:val="left" w:pos="12824"/>
-          <w:tab w:val="left" w:pos="13740"/>
-          <w:tab w:val="left" w:pos="14656"/>
-        </w:tabs>
-        <w:spacing w:after="0" w:line="240" w:lineRule="auto"/>
-        <w:rPr>
-          <w:rFonts w:ascii="Courier New" w:eastAsia="Times New Roman" w:hAnsi="Courier New" w:cs="Courier New"/>
-          <w:kern w:val="0"/>
-          <w:sz w:val="20"/>
-          <w:szCs w:val="20"/>
-          <w:lang w:eastAsia="en-IN" w:bidi="hi-IN"/>
-          <w14:ligatures w14:val="none"/>
-        </w:rPr>
-      </w:pPr>
-      <w:r>
-        <w:rPr>
-          <w:rFonts w:ascii="Courier New" w:eastAsia="Times New Roman" w:hAnsi="Courier New" w:cs="Courier New"/>
-          <w:kern w:val="0"/>
-          <w:sz w:val="20"/>
-          <w:szCs w:val="20"/>
-          <w:lang w:eastAsia="en-IN" w:bidi="hi-IN"/>
-          <w14:ligatures w14:val="none"/>
-        </w:rPr>
-        <w:t xml:space="preserve">   ↓</w:t>
-      </w:r>
-    </w:p>
-    <w:p>
-      <w:pPr>
-        <w:tabs>
-          <w:tab w:val="left" w:pos="916"/>
-          <w:tab w:val="left" w:pos="1832"/>
-          <w:tab w:val="left" w:pos="2748"/>
-          <w:tab w:val="left" w:pos="3664"/>
-          <w:tab w:val="left" w:pos="4580"/>
-          <w:tab w:val="left" w:pos="5496"/>
-          <w:tab w:val="left" w:pos="6412"/>
-          <w:tab w:val="left" w:pos="7328"/>
-          <w:tab w:val="left" w:pos="8244"/>
-          <w:tab w:val="left" w:pos="9160"/>
-          <w:tab w:val="left" w:pos="10076"/>
-          <w:tab w:val="left" w:pos="10992"/>
-          <w:tab w:val="left" w:pos="11908"/>
-          <w:tab w:val="left" w:pos="12824"/>
-          <w:tab w:val="left" w:pos="13740"/>
-          <w:tab w:val="left" w:pos="14656"/>
-        </w:tabs>
-        <w:spacing w:after="0" w:line="240" w:lineRule="auto"/>
-        <w:rPr>
-          <w:rFonts w:ascii="Courier New" w:eastAsia="Times New Roman" w:hAnsi="Courier New" w:cs="Courier New"/>
-          <w:kern w:val="0"/>
-          <w:sz w:val="20"/>
-          <w:szCs w:val="20"/>
-          <w:lang w:eastAsia="en-IN" w:bidi="hi-IN"/>
-          <w14:ligatures w14:val="none"/>
-        </w:rPr>
-      </w:pPr>
-      <w:proofErr w:type="spellStart"/>
-      <w:r>
-        <w:rPr>
-          <w:rFonts w:ascii="Courier New" w:eastAsia="Times New Roman" w:hAnsi="Courier New" w:cs="Courier New"/>
-          <w:kern w:val="0"/>
-          <w:sz w:val="20"/>
-          <w:szCs w:val="20"/>
-          <w:lang w:eastAsia="en-IN" w:bidi="hi-IN"/>
-          <w14:ligatures w14:val="none"/>
-        </w:rPr>
-        <w:t>Analyze</w:t>
-      </w:r>
-      <w:proofErr w:type="spellEnd"/>
-    </w:p>
-    <w:p>
-      <w:pPr>
-        <w:tabs>
-          <w:tab w:val="left" w:pos="916"/>
-          <w:tab w:val="left" w:pos="1832"/>
-          <w:tab w:val="left" w:pos="2748"/>
-          <w:tab w:val="left" w:pos="3664"/>
-          <w:tab w:val="left" w:pos="4580"/>
-          <w:tab w:val="left" w:pos="5496"/>
-          <w:tab w:val="left" w:pos="6412"/>
-          <w:tab w:val="left" w:pos="7328"/>
-          <w:tab w:val="left" w:pos="8244"/>
-          <w:tab w:val="left" w:pos="9160"/>
-          <w:tab w:val="left" w:pos="10076"/>
-          <w:tab w:val="left" w:pos="10992"/>
-          <w:tab w:val="left" w:pos="11908"/>
-          <w:tab w:val="left" w:pos="12824"/>
-          <w:tab w:val="left" w:pos="13740"/>
-          <w:tab w:val="left" w:pos="14656"/>
-        </w:tabs>
-        <w:spacing w:after="0" w:line="240" w:lineRule="auto"/>
-        <w:rPr>
-          <w:rFonts w:ascii="Courier New" w:eastAsia="Times New Roman" w:hAnsi="Courier New" w:cs="Courier New"/>
-          <w:kern w:val="0"/>
-          <w:sz w:val="20"/>
-          <w:szCs w:val="20"/>
-          <w:lang w:eastAsia="en-IN" w:bidi="hi-IN"/>
-          <w14:ligatures w14:val="none"/>
-        </w:rPr>
-      </w:pPr>
-      <w:r>
-        <w:rPr>
-          <w:rFonts w:ascii="Courier New" w:eastAsia="Times New Roman" w:hAnsi="Courier New" w:cs="Courier New"/>
-          <w:kern w:val="0"/>
-          <w:sz w:val="20"/>
-          <w:szCs w:val="20"/>
-          <w:lang w:eastAsia="en-IN" w:bidi="hi-IN"/>
-          <w14:ligatures w14:val="none"/>
-        </w:rPr>
-        <w:t xml:space="preserve">   ↓</w:t>
-      </w:r>
-    </w:p>
-    <w:p>
-      <w:pPr>
-        <w:tabs>
-          <w:tab w:val="left" w:pos="916"/>
-          <w:tab w:val="left" w:pos="1832"/>
-          <w:tab w:val="left" w:pos="2748"/>
-          <w:tab w:val="left" w:pos="3664"/>
-          <w:tab w:val="left" w:pos="4580"/>
-          <w:tab w:val="left" w:pos="5496"/>
-          <w:tab w:val="left" w:pos="6412"/>
-          <w:tab w:val="left" w:pos="7328"/>
-          <w:tab w:val="left" w:pos="8244"/>
-          <w:tab w:val="left" w:pos="9160"/>
-          <w:tab w:val="left" w:pos="10076"/>
-          <w:tab w:val="left" w:pos="10992"/>
-          <w:tab w:val="left" w:pos="11908"/>
-          <w:tab w:val="left" w:pos="12824"/>
-          <w:tab w:val="left" w:pos="13740"/>
-          <w:tab w:val="left" w:pos="14656"/>
-        </w:tabs>
-        <w:spacing w:after="0" w:line="240" w:lineRule="auto"/>
-        <w:rPr>
-          <w:rFonts w:ascii="Courier New" w:eastAsia="Times New Roman" w:hAnsi="Courier New" w:cs="Courier New"/>
-          <w:kern w:val="0"/>
-          <w:sz w:val="20"/>
-          <w:szCs w:val="20"/>
-          <w:lang w:eastAsia="en-IN" w:bidi="hi-IN"/>
-          <w14:ligatures w14:val="none"/>
-        </w:rPr>
-      </w:pPr>
-      <w:r>
-        <w:rPr>
-          <w:rFonts w:ascii="Courier New" w:eastAsia="Times New Roman" w:hAnsi="Courier New" w:cs="Courier New"/>
-          <w:kern w:val="0"/>
-          <w:sz w:val="20"/>
-          <w:szCs w:val="20"/>
-          <w:lang w:eastAsia="en-IN" w:bidi="hi-IN"/>
-          <w14:ligatures w14:val="none"/>
-        </w:rPr>
-        <w:t>Analytics + Alert Engine</w:t>
-      </w:r>
-    </w:p>
-    <w:p>
-      <w:pPr>
-        <w:tabs>
-          <w:tab w:val="left" w:pos="916"/>
-          <w:tab w:val="left" w:pos="1832"/>
-          <w:tab w:val="left" w:pos="2748"/>
-          <w:tab w:val="left" w:pos="3664"/>
-          <w:tab w:val="left" w:pos="4580"/>
-          <w:tab w:val="left" w:pos="5496"/>
-          <w:tab w:val="left" w:pos="6412"/>
-          <w:tab w:val="left" w:pos="7328"/>
-          <w:tab w:val="left" w:pos="8244"/>
-          <w:tab w:val="left" w:pos="9160"/>
-          <w:tab w:val="left" w:pos="10076"/>
-          <w:tab w:val="left" w:pos="10992"/>
-          <w:tab w:val="left" w:pos="11908"/>
-          <w:tab w:val="left" w:pos="12824"/>
-          <w:tab w:val="left" w:pos="13740"/>
-          <w:tab w:val="left" w:pos="14656"/>
-        </w:tabs>
-        <w:spacing w:after="0" w:line="240" w:lineRule="auto"/>
-        <w:rPr>
-          <w:rFonts w:ascii="Courier New" w:eastAsia="Times New Roman" w:hAnsi="Courier New" w:cs="Courier New"/>
-          <w:kern w:val="0"/>
-          <w:sz w:val="20"/>
-          <w:szCs w:val="20"/>
-          <w:lang w:eastAsia="en-IN" w:bidi="hi-IN"/>
-          <w14:ligatures w14:val="none"/>
-        </w:rPr>
-      </w:pPr>
-      <w:r>
-        <w:rPr>
-          <w:rFonts w:ascii="Courier New" w:eastAsia="Times New Roman" w:hAnsi="Courier New" w:cs="Courier New"/>
-          <w:kern w:val="0"/>
-          <w:sz w:val="20"/>
-          <w:szCs w:val="20"/>
-          <w:lang w:eastAsia="en-IN" w:bidi="hi-IN"/>
-          <w14:ligatures w14:val="none"/>
-        </w:rPr>
-        <w:t xml:space="preserve">   ↓</w:t>
-      </w:r>
-    </w:p>
-    <w:p>
-      <w:pPr>
-        <w:tabs>
-          <w:tab w:val="left" w:pos="916"/>
-          <w:tab w:val="left" w:pos="1832"/>
-          <w:tab w:val="left" w:pos="2748"/>
-          <w:tab w:val="left" w:pos="3664"/>
-          <w:tab w:val="left" w:pos="4580"/>
-          <w:tab w:val="left" w:pos="5496"/>
-          <w:tab w:val="left" w:pos="6412"/>
-          <w:tab w:val="left" w:pos="7328"/>
-          <w:tab w:val="left" w:pos="8244"/>
-          <w:tab w:val="left" w:pos="9160"/>
-          <w:tab w:val="left" w:pos="10076"/>
-          <w:tab w:val="left" w:pos="10992"/>
-          <w:tab w:val="left" w:pos="11908"/>
-          <w:tab w:val="left" w:pos="12824"/>
-          <w:tab w:val="left" w:pos="13740"/>
-          <w:tab w:val="left" w:pos="14656"/>
-        </w:tabs>
-        <w:spacing w:after="0" w:line="240" w:lineRule="auto"/>
-        <w:rPr>
-          <w:rFonts w:ascii="Courier New" w:eastAsia="Times New Roman" w:hAnsi="Courier New" w:cs="Courier New"/>
-          <w:kern w:val="0"/>
-          <w:sz w:val="20"/>
-          <w:szCs w:val="20"/>
-          <w:lang w:eastAsia="en-IN" w:bidi="hi-IN"/>
-          <w14:ligatures w14:val="none"/>
-        </w:rPr>
-      </w:pPr>
-      <w:r>
-        <w:rPr>
-          <w:rFonts w:ascii="Courier New" w:eastAsia="Times New Roman" w:hAnsi="Courier New" w:cs="Courier New"/>
-          <w:kern w:val="0"/>
-          <w:sz w:val="20"/>
-          <w:szCs w:val="20"/>
-          <w:lang w:eastAsia="en-IN" w:bidi="hi-IN"/>
-          <w14:ligatures w14:val="none"/>
-        </w:rPr>
-        <w:t>Display</w:t>
-      </w:r>
-    </w:p>
-    <w:p>
-      <w:pPr>
-        <w:tabs>
-          <w:tab w:val="left" w:pos="916"/>
-          <w:tab w:val="left" w:pos="1832"/>
-          <w:tab w:val="left" w:pos="2748"/>
-          <w:tab w:val="left" w:pos="3664"/>
-          <w:tab w:val="left" w:pos="4580"/>
-          <w:tab w:val="left" w:pos="5496"/>
-          <w:tab w:val="left" w:pos="6412"/>
-          <w:tab w:val="left" w:pos="7328"/>
-          <w:tab w:val="left" w:pos="8244"/>
-          <w:tab w:val="left" w:pos="9160"/>
-          <w:tab w:val="left" w:pos="10076"/>
-          <w:tab w:val="left" w:pos="10992"/>
-          <w:tab w:val="left" w:pos="11908"/>
-          <w:tab w:val="left" w:pos="12824"/>
-          <w:tab w:val="left" w:pos="13740"/>
-          <w:tab w:val="left" w:pos="14656"/>
-        </w:tabs>
-        <w:spacing w:after="0" w:line="240" w:lineRule="auto"/>
-        <w:rPr>
-          <w:rFonts w:ascii="Courier New" w:eastAsia="Times New Roman" w:hAnsi="Courier New" w:cs="Courier New"/>
-          <w:kern w:val="0"/>
-          <w:sz w:val="20"/>
-          <w:szCs w:val="20"/>
-          <w:lang w:eastAsia="en-IN" w:bidi="hi-IN"/>
-          <w14:ligatures w14:val="none"/>
-        </w:rPr>
-      </w:pPr>
-      <w:r>
-        <w:rPr>
-          <w:rFonts w:ascii="Courier New" w:eastAsia="Times New Roman" w:hAnsi="Courier New" w:cs="Courier New"/>
-          <w:kern w:val="0"/>
-          <w:sz w:val="20"/>
-          <w:szCs w:val="20"/>
-          <w:lang w:eastAsia="en-IN" w:bidi="hi-IN"/>
-          <w14:ligatures w14:val="none"/>
-        </w:rPr>
-        <w:t xml:space="preserve">   ↓</w:t>
-      </w:r>
-    </w:p>
-    <w:p>
-      <w:pPr>
-        <w:tabs>
-          <w:tab w:val="left" w:pos="916"/>
-          <w:tab w:val="left" w:pos="1832"/>
-          <w:tab w:val="left" w:pos="2748"/>
-          <w:tab w:val="left" w:pos="3664"/>
-          <w:tab w:val="left" w:pos="4580"/>
-          <w:tab w:val="left" w:pos="5496"/>
-          <w:tab w:val="left" w:pos="6412"/>
-          <w:tab w:val="left" w:pos="7328"/>
-          <w:tab w:val="left" w:pos="8244"/>
-          <w:tab w:val="left" w:pos="9160"/>
-          <w:tab w:val="left" w:pos="10076"/>
-          <w:tab w:val="left" w:pos="10992"/>
-          <w:tab w:val="left" w:pos="11908"/>
-          <w:tab w:val="left" w:pos="12824"/>
-          <w:tab w:val="left" w:pos="13740"/>
-          <w:tab w:val="left" w:pos="14656"/>
-        </w:tabs>
-        <w:spacing w:after="0" w:line="240" w:lineRule="auto"/>
-        <w:rPr>
-          <w:rFonts w:ascii="Courier New" w:eastAsia="Times New Roman" w:hAnsi="Courier New" w:cs="Courier New"/>
-          <w:kern w:val="0"/>
-          <w:sz w:val="20"/>
-          <w:szCs w:val="20"/>
-          <w:lang w:eastAsia="en-IN" w:bidi="hi-IN"/>
-          <w14:ligatures w14:val="none"/>
-        </w:rPr>
-      </w:pPr>
-      <w:r>
-        <w:rPr>
-          <w:rFonts w:ascii="Courier New" w:eastAsia="Times New Roman" w:hAnsi="Courier New" w:cs="Courier New"/>
-          <w:kern w:val="0"/>
-          <w:sz w:val="20"/>
-          <w:szCs w:val="20"/>
-          <w:lang w:eastAsia="en-IN" w:bidi="hi-IN"/>
-          <w14:ligatures w14:val="none"/>
-        </w:rPr>
-        <w:t>Streamlit Dashboard</w:t>
-      </w:r>
-    </w:p>
-    <w:p>
-      <w:pPr>
-        <w:spacing w:before="100" w:beforeAutospacing="1" w:after="100" w:afterAutospacing="1" w:line="240" w:lineRule="auto"/>
-        <w:rPr>
-          <w:rFonts w:ascii="Times New Roman" w:eastAsia="Times New Roman" w:hAnsi="Times New Roman" w:cs="Times New Roman"/>
-          <w:kern w:val="0"/>
-          <w:sz w:val="24"/>
-          <w:szCs w:val="24"/>
-          <w:lang w:eastAsia="en-IN" w:bidi="hi-IN"/>
-          <w14:ligatures w14:val="none"/>
-        </w:rPr>
-      </w:pPr>
-      <w:r>
-        <w:rPr>
-          <w:rFonts w:ascii="Times New Roman" w:eastAsia="Times New Roman" w:hAnsi="Times New Roman" w:cs="Times New Roman"/>
-          <w:b/>
-          <w:bCs/>
-          <w:kern w:val="0"/>
-          <w:sz w:val="24"/>
-          <w:szCs w:val="24"/>
-          <w:lang w:eastAsia="en-IN" w:bidi="hi-IN"/>
-          <w14:ligatures w14:val="none"/>
-        </w:rPr>
-        <w:t>That is LogSense in one diagram.</w:t>
-      </w:r>
-    </w:p>
-    <w:p>
-      <w:pPr>
-        <w:spacing w:before="100" w:beforeAutospacing="1" w:after="100" w:afterAutospacing="1" w:line="240" w:lineRule="auto"/>
-        <w:rPr>
-          <w:rFonts w:ascii="Times New Roman" w:eastAsia="Times New Roman" w:hAnsi="Times New Roman" w:cs="Times New Roman"/>
-          <w:kern w:val="0"/>
-          <w:sz w:val="24"/>
-          <w:szCs w:val="24"/>
-          <w:lang w:eastAsia="en-IN" w:bidi="hi-IN"/>
-          <w14:ligatures w14:val="none"/>
-        </w:rPr>
-      </w:pPr>
-      <w:r>
-        <w:rPr>
-          <w:rFonts w:ascii="Times New Roman" w:eastAsia="Times New Roman" w:hAnsi="Times New Roman" w:cs="Times New Roman"/>
-          <w:kern w:val="0"/>
-          <w:sz w:val="24"/>
-          <w:szCs w:val="24"/>
-          <w:lang w:eastAsia="en-IN" w:bidi="hi-IN"/>
-          <w14:ligatures w14:val="none"/>
-        </w:rPr>
-        <w:t xml:space="preserve">And importantly, you can describe it as a </w:t>
-      </w:r>
-      <w:proofErr w:type="spellStart"/>
-      <w:proofErr w:type="gramStart"/>
-      <w:r>
-        <w:rPr>
-          <w:rFonts w:ascii="Times New Roman" w:eastAsia="Times New Roman" w:hAnsi="Times New Roman" w:cs="Times New Roman"/>
-          <w:b/>
-          <w:bCs/>
-          <w:kern w:val="0"/>
-          <w:sz w:val="24"/>
-          <w:szCs w:val="24"/>
-          <w:lang w:eastAsia="en-IN" w:bidi="hi-IN"/>
-          <w14:ligatures w14:val="none"/>
-        </w:rPr>
-        <w:t>B.Tech</w:t>
-      </w:r>
-      <w:proofErr w:type="spellEnd"/>
-      <w:proofErr w:type="gramEnd"/>
-      <w:r>
-        <w:rPr>
-          <w:rFonts w:ascii="Times New Roman" w:eastAsia="Times New Roman" w:hAnsi="Times New Roman" w:cs="Times New Roman"/>
-          <w:b/>
-          <w:bCs/>
-          <w:kern w:val="0"/>
-          <w:sz w:val="24"/>
-          <w:szCs w:val="24"/>
-          <w:lang w:eastAsia="en-IN" w:bidi="hi-IN"/>
-          <w14:ligatures w14:val="none"/>
-        </w:rPr>
-        <w:t>-level prototype inspired by tools such as ELK</w:t>
+        <w:t>B.Tech-level prototype inspired by tools such as ELK</w:t>
       </w:r>
       <w:r>
         <w:rPr>
@@ -10597,7 +10526,7 @@
           <w14:ligatures w14:val="none"/>
         </w:rPr>
         <w:pict w14:anchorId="76BD274F">
-          <v:rect id="_x0000_i1025" style="width:0;height:1.5pt" o:hralign="center" o:hrstd="t" o:hr="t" fillcolor="#a0a0a0" stroked="f"/>
+          <v:rect id="_x0000_i1033" style="width:0;height:1.5pt" o:hralign="center" o:hrstd="t" o:hr="t" fillcolor="#a0a0a0" stroked="f"/>
         </w:pict>
       </w:r>
     </w:p>
@@ -13642,7 +13571,7 @@
           <w14:ligatures w14:val="none"/>
         </w:rPr>
         <w:pict w14:anchorId="519A0007">
-          <v:rect id="_x0000_i1026" style="width:0;height:1.5pt" o:hralign="center" o:hrstd="t" o:hr="t" fillcolor="#a0a0a0" stroked="f"/>
+          <v:rect id="_x0000_i1034" style="width:0;height:1.5pt" o:hralign="center" o:hrstd="t" o:hr="t" fillcolor="#a0a0a0" stroked="f"/>
         </w:pict>
       </w:r>
     </w:p>
@@ -14821,7 +14750,7 @@
           <w14:ligatures w14:val="none"/>
         </w:rPr>
         <w:pict w14:anchorId="1BFFEFFA">
-          <v:rect id="_x0000_i1027" style="width:0;height:1.5pt" o:hralign="center" o:hrstd="t" o:hr="t" fillcolor="#a0a0a0" stroked="f"/>
+          <v:rect id="_x0000_i1035" style="width:0;height:1.5pt" o:hralign="center" o:hrstd="t" o:hr="t" fillcolor="#a0a0a0" stroked="f"/>
         </w:pict>
       </w:r>
     </w:p>
@@ -16281,7 +16210,7 @@
           <w14:ligatures w14:val="none"/>
         </w:rPr>
         <w:pict w14:anchorId="44A5FEB8">
-          <v:rect id="_x0000_i1028" style="width:0;height:1.5pt" o:hralign="center" o:hrstd="t" o:hr="t" fillcolor="#a0a0a0" stroked="f"/>
+          <v:rect id="_x0000_i1036" style="width:0;height:1.5pt" o:hralign="center" o:hrstd="t" o:hr="t" fillcolor="#a0a0a0" stroked="f"/>
         </w:pict>
       </w:r>
     </w:p>
@@ -16350,7 +16279,7 @@
         </w:rPr>
         <w:lastRenderedPageBreak/>
         <w:pict w14:anchorId="2F29BBD3">
-          <v:rect id="_x0000_i1029" style="width:0;height:1.5pt" o:hralign="center" o:hrstd="t" o:hr="t" fillcolor="#a0a0a0" stroked="f"/>
+          <v:rect id="_x0000_i1037" style="width:0;height:1.5pt" o:hralign="center" o:hrstd="t" o:hr="t" fillcolor="#a0a0a0" stroked="f"/>
         </w:pict>
       </w:r>
     </w:p>
@@ -17055,7 +16984,7 @@
           <w14:ligatures w14:val="none"/>
         </w:rPr>
         <w:pict w14:anchorId="6F176577">
-          <v:rect id="_x0000_i1030" style="width:0;height:1.5pt" o:hralign="center" o:hrstd="t" o:hr="t" fillcolor="#a0a0a0" stroked="f"/>
+          <v:rect id="_x0000_i1038" style="width:0;height:1.5pt" o:hralign="center" o:hrstd="t" o:hr="t" fillcolor="#a0a0a0" stroked="f"/>
         </w:pict>
       </w:r>
     </w:p>
@@ -18424,7 +18353,7 @@
           <w14:ligatures w14:val="none"/>
         </w:rPr>
         <w:pict w14:anchorId="6F9C81EF">
-          <v:rect id="_x0000_i1031" style="width:0;height:1.5pt" o:hralign="center" o:hrstd="t" o:hr="t" fillcolor="#a0a0a0" stroked="f"/>
+          <v:rect id="_x0000_i1039" style="width:0;height:1.5pt" o:hralign="center" o:hrstd="t" o:hr="t" fillcolor="#a0a0a0" stroked="f"/>
         </w:pict>
       </w:r>
     </w:p>
@@ -20385,7 +20314,7 @@
           <w14:ligatures w14:val="none"/>
         </w:rPr>
         <w:pict w14:anchorId="6231A9D4">
-          <v:rect id="_x0000_i1032" style="width:0;height:1.5pt" o:hralign="center" o:hrstd="t" o:hr="t" fillcolor="#a0a0a0" stroked="f"/>
+          <v:rect id="_x0000_i1040" style="width:0;height:1.5pt" o:hralign="center" o:hrstd="t" o:hr="t" fillcolor="#a0a0a0" stroked="f"/>
         </w:pict>
       </w:r>
     </w:p>
@@ -21580,7 +21509,7 @@
           <w14:ligatures w14:val="none"/>
         </w:rPr>
         <w:pict w14:anchorId="264D1B89">
-          <v:rect id="_x0000_i1033" style="width:0;height:1.5pt" o:hralign="center" o:hrstd="t" o:hr="t" fillcolor="#a0a0a0" stroked="f"/>
+          <v:rect id="_x0000_i1041" style="width:0;height:1.5pt" o:hralign="center" o:hrstd="t" o:hr="t" fillcolor="#a0a0a0" stroked="f"/>
         </w:pict>
       </w:r>
     </w:p>
@@ -22849,7 +22778,7 @@
           <w14:ligatures w14:val="none"/>
         </w:rPr>
         <w:pict w14:anchorId="7726115C">
-          <v:rect id="_x0000_i1034" style="width:0;height:1.5pt" o:hralign="center" o:hrstd="t" o:hr="t" fillcolor="#a0a0a0" stroked="f"/>
+          <v:rect id="_x0000_i1042" style="width:0;height:1.5pt" o:hralign="center" o:hrstd="t" o:hr="t" fillcolor="#a0a0a0" stroked="f"/>
         </w:pict>
       </w:r>
     </w:p>
@@ -24301,7 +24230,7 @@
           <w14:ligatures w14:val="none"/>
         </w:rPr>
         <w:pict w14:anchorId="0A74F847">
-          <v:rect id="_x0000_i1035" style="width:0;height:1.5pt" o:hralign="center" o:hrstd="t" o:hr="t" fillcolor="#a0a0a0" stroked="f"/>
+          <v:rect id="_x0000_i1043" style="width:0;height:1.5pt" o:hralign="center" o:hrstd="t" o:hr="t" fillcolor="#a0a0a0" stroked="f"/>
         </w:pict>
       </w:r>
     </w:p>
@@ -25055,7 +24984,7 @@
           <w14:ligatures w14:val="none"/>
         </w:rPr>
         <w:pict w14:anchorId="44656707">
-          <v:rect id="_x0000_i1036" style="width:0;height:1.5pt" o:hralign="center" o:hrstd="t" o:hr="t" fillcolor="#a0a0a0" stroked="f"/>
+          <v:rect id="_x0000_i1044" style="width:0;height:1.5pt" o:hralign="center" o:hrstd="t" o:hr="t" fillcolor="#a0a0a0" stroked="f"/>
         </w:pict>
       </w:r>
     </w:p>
@@ -25729,7 +25658,7 @@
           <w14:ligatures w14:val="none"/>
         </w:rPr>
         <w:pict w14:anchorId="012E49F8">
-          <v:rect id="_x0000_i1037" style="width:0;height:1.5pt" o:hralign="center" o:hrstd="t" o:hr="t" fillcolor="#a0a0a0" stroked="f"/>
+          <v:rect id="_x0000_i1045" style="width:0;height:1.5pt" o:hralign="center" o:hrstd="t" o:hr="t" fillcolor="#a0a0a0" stroked="f"/>
         </w:pict>
       </w:r>
     </w:p>
@@ -26211,7 +26140,7 @@
           <w14:ligatures w14:val="none"/>
         </w:rPr>
         <w:pict w14:anchorId="67D85B13">
-          <v:rect id="_x0000_i1038" style="width:0;height:1.5pt" o:hralign="center" o:hrstd="t" o:hr="t" fillcolor="#a0a0a0" stroked="f"/>
+          <v:rect id="_x0000_i1046" style="width:0;height:1.5pt" o:hralign="center" o:hrstd="t" o:hr="t" fillcolor="#a0a0a0" stroked="f"/>
         </w:pict>
       </w:r>
     </w:p>
@@ -27260,7 +27189,7 @@
           <w14:ligatures w14:val="none"/>
         </w:rPr>
         <w:pict w14:anchorId="722AD9A4">
-          <v:rect id="_x0000_i1039" style="width:0;height:1.5pt" o:hralign="center" o:hrstd="t" o:hr="t" fillcolor="#a0a0a0" stroked="f"/>
+          <v:rect id="_x0000_i1047" style="width:0;height:1.5pt" o:hralign="center" o:hrstd="t" o:hr="t" fillcolor="#a0a0a0" stroked="f"/>
         </w:pict>
       </w:r>
     </w:p>
@@ -27874,7 +27803,7 @@
           <w14:ligatures w14:val="none"/>
         </w:rPr>
         <w:pict w14:anchorId="70EC69E7">
-          <v:rect id="_x0000_i1040" style="width:0;height:1.5pt" o:hralign="center" o:hrstd="t" o:hr="t" fillcolor="#a0a0a0" stroked="f"/>
+          <v:rect id="_x0000_i1048" style="width:0;height:1.5pt" o:hralign="center" o:hrstd="t" o:hr="t" fillcolor="#a0a0a0" stroked="f"/>
         </w:pict>
       </w:r>
     </w:p>
@@ -28188,7 +28117,7 @@
           <w14:ligatures w14:val="none"/>
         </w:rPr>
         <w:pict w14:anchorId="38A7B08A">
-          <v:rect id="_x0000_i1041" style="width:0;height:1.5pt" o:hralign="center" o:hrstd="t" o:hr="t" fillcolor="#a0a0a0" stroked="f"/>
+          <v:rect id="_x0000_i1049" style="width:0;height:1.5pt" o:hralign="center" o:hrstd="t" o:hr="t" fillcolor="#a0a0a0" stroked="f"/>
         </w:pict>
       </w:r>
     </w:p>
@@ -28846,7 +28775,7 @@
           <w14:ligatures w14:val="none"/>
         </w:rPr>
         <w:pict w14:anchorId="142C6E16">
-          <v:rect id="_x0000_i1042" style="width:0;height:1.5pt" o:hralign="center" o:hrstd="t" o:hr="t" fillcolor="#a0a0a0" stroked="f"/>
+          <v:rect id="_x0000_i1050" style="width:0;height:1.5pt" o:hralign="center" o:hrstd="t" o:hr="t" fillcolor="#a0a0a0" stroked="f"/>
         </w:pict>
       </w:r>
     </w:p>
@@ -29375,7 +29304,7 @@
           <w14:ligatures w14:val="none"/>
         </w:rPr>
         <w:pict w14:anchorId="0787EE34">
-          <v:rect id="_x0000_i1043" style="width:0;height:1.5pt" o:hralign="center" o:hrstd="t" o:hr="t" fillcolor="#a0a0a0" stroked="f"/>
+          <v:rect id="_x0000_i1051" style="width:0;height:1.5pt" o:hralign="center" o:hrstd="t" o:hr="t" fillcolor="#a0a0a0" stroked="f"/>
         </w:pict>
       </w:r>
     </w:p>
@@ -30283,7 +30212,7 @@
           <w14:ligatures w14:val="none"/>
         </w:rPr>
         <w:pict w14:anchorId="04C9FAD0">
-          <v:rect id="_x0000_i1044" style="width:0;height:1.5pt" o:hralign="center" o:hrstd="t" o:hr="t" fillcolor="#a0a0a0" stroked="f"/>
+          <v:rect id="_x0000_i1052" style="width:0;height:1.5pt" o:hralign="center" o:hrstd="t" o:hr="t" fillcolor="#a0a0a0" stroked="f"/>
         </w:pict>
       </w:r>
     </w:p>
@@ -30735,7 +30664,7 @@
           <w14:ligatures w14:val="none"/>
         </w:rPr>
         <w:pict w14:anchorId="53A7C0B3">
-          <v:rect id="_x0000_i1045" style="width:0;height:1.5pt" o:hralign="center" o:hrstd="t" o:hr="t" fillcolor="#a0a0a0" stroked="f"/>
+          <v:rect id="_x0000_i1053" style="width:0;height:1.5pt" o:hralign="center" o:hrstd="t" o:hr="t" fillcolor="#a0a0a0" stroked="f"/>
         </w:pict>
       </w:r>
     </w:p>
@@ -31460,7 +31389,7 @@
           <w14:ligatures w14:val="none"/>
         </w:rPr>
         <w:pict w14:anchorId="65986346">
-          <v:rect id="_x0000_i1046" style="width:0;height:1.5pt" o:hralign="center" o:hrstd="t" o:hr="t" fillcolor="#a0a0a0" stroked="f"/>
+          <v:rect id="_x0000_i1054" style="width:0;height:1.5pt" o:hralign="center" o:hrstd="t" o:hr="t" fillcolor="#a0a0a0" stroked="f"/>
         </w:pict>
       </w:r>
     </w:p>
@@ -31936,7 +31865,7 @@
           <w14:ligatures w14:val="none"/>
         </w:rPr>
         <w:pict w14:anchorId="222562E0">
-          <v:rect id="_x0000_i1047" style="width:0;height:1.5pt" o:hralign="center" o:hrstd="t" o:hr="t" fillcolor="#a0a0a0" stroked="f"/>
+          <v:rect id="_x0000_i1055" style="width:0;height:1.5pt" o:hralign="center" o:hrstd="t" o:hr="t" fillcolor="#a0a0a0" stroked="f"/>
         </w:pict>
       </w:r>
     </w:p>
@@ -32996,7 +32925,7 @@
           <w14:ligatures w14:val="none"/>
         </w:rPr>
         <w:pict w14:anchorId="0F4EFB2D">
-          <v:rect id="_x0000_i1048" style="width:0;height:1.5pt" o:hralign="center" o:hrstd="t" o:hr="t" fillcolor="#a0a0a0" stroked="f"/>
+          <v:rect id="_x0000_i1056" style="width:0;height:1.5pt" o:hralign="center" o:hrstd="t" o:hr="t" fillcolor="#a0a0a0" stroked="f"/>
         </w:pict>
       </w:r>
     </w:p>
@@ -33575,7 +33504,7 @@
           <w14:ligatures w14:val="none"/>
         </w:rPr>
         <w:pict w14:anchorId="6406B1FB">
-          <v:rect id="_x0000_i1049" style="width:0;height:1.5pt" o:hralign="center" o:hrstd="t" o:hr="t" fillcolor="#a0a0a0" stroked="f"/>
+          <v:rect id="_x0000_i1057" style="width:0;height:1.5pt" o:hralign="center" o:hrstd="t" o:hr="t" fillcolor="#a0a0a0" stroked="f"/>
         </w:pict>
       </w:r>
     </w:p>
@@ -34091,7 +34020,7 @@
           <w14:ligatures w14:val="none"/>
         </w:rPr>
         <w:pict w14:anchorId="6FE6D2B5">
-          <v:rect id="_x0000_i1050" style="width:0;height:1.5pt" o:hralign="center" o:hrstd="t" o:hr="t" fillcolor="#a0a0a0" stroked="f"/>
+          <v:rect id="_x0000_i1058" style="width:0;height:1.5pt" o:hralign="center" o:hrstd="t" o:hr="t" fillcolor="#a0a0a0" stroked="f"/>
         </w:pict>
       </w:r>
     </w:p>
@@ -34866,7 +34795,7 @@
           <w14:ligatures w14:val="none"/>
         </w:rPr>
         <w:pict w14:anchorId="052E5282">
-          <v:rect id="_x0000_i1051" style="width:0;height:1.5pt" o:hralign="center" o:hrstd="t" o:hr="t" fillcolor="#a0a0a0" stroked="f"/>
+          <v:rect id="_x0000_i1059" style="width:0;height:1.5pt" o:hralign="center" o:hrstd="t" o:hr="t" fillcolor="#a0a0a0" stroked="f"/>
         </w:pict>
       </w:r>
     </w:p>
@@ -34922,7 +34851,6 @@
         </w:rPr>
         <w:t xml:space="preserve">For your </w:t>
       </w:r>
-      <w:proofErr w:type="spellStart"/>
       <w:proofErr w:type="gramStart"/>
       <w:r>
         <w:rPr>
@@ -34935,7 +34863,6 @@
         </w:rPr>
         <w:t>B.Tech</w:t>
       </w:r>
-      <w:proofErr w:type="spellEnd"/>
       <w:proofErr w:type="gramEnd"/>
       <w:r>
         <w:rPr>
@@ -35640,7 +35567,7 @@
           <w14:ligatures w14:val="none"/>
         </w:rPr>
         <w:pict w14:anchorId="5D1FF64E">
-          <v:rect id="_x0000_i1052" style="width:0;height:1.5pt" o:hralign="center" o:hrstd="t" o:hr="t" fillcolor="#a0a0a0" stroked="f"/>
+          <v:rect id="_x0000_i1060" style="width:0;height:1.5pt" o:hralign="center" o:hrstd="t" o:hr="t" fillcolor="#a0a0a0" stroked="f"/>
         </w:pict>
       </w:r>
     </w:p>
@@ -36580,7 +36507,7 @@
           <w14:ligatures w14:val="none"/>
         </w:rPr>
         <w:pict w14:anchorId="2E38E734">
-          <v:rect id="_x0000_i1053" style="width:0;height:1.5pt" o:hralign="center" o:hrstd="t" o:hr="t" fillcolor="#a0a0a0" stroked="f"/>
+          <v:rect id="_x0000_i1061" style="width:0;height:1.5pt" o:hralign="center" o:hrstd="t" o:hr="t" fillcolor="#a0a0a0" stroked="f"/>
         </w:pict>
       </w:r>
     </w:p>
@@ -37842,7 +37769,7 @@
           <w14:ligatures w14:val="none"/>
         </w:rPr>
         <w:pict w14:anchorId="580A79B3">
-          <v:rect id="_x0000_i1054" style="width:0;height:1.5pt" o:hralign="center" o:hrstd="t" o:hr="t" fillcolor="#a0a0a0" stroked="f"/>
+          <v:rect id="_x0000_i1062" style="width:0;height:1.5pt" o:hralign="center" o:hrstd="t" o:hr="t" fillcolor="#a0a0a0" stroked="f"/>
         </w:pict>
       </w:r>
     </w:p>
